--- a/data/data.docx
+++ b/data/data.docx
@@ -6,7 +6,7 @@
       <w:pPr>
         <w:pStyle w:val="Normal"/>
         <w:spacing w:lineRule="auto" w:line="360"/>
-        <w:ind w:hanging="0" w:start="0" w:end="0"/>
+        <w:ind w:hanging="0" w:left="0" w:right="0"/>
         <w:jc w:val="both"/>
         <w:rPr>
           <w:sz w:val="28"/>
@@ -25,7 +25,7 @@
       <w:pPr>
         <w:pStyle w:val="Normal"/>
         <w:spacing w:lineRule="auto" w:line="360"/>
-        <w:ind w:firstLine="709" w:end="0"/>
+        <w:ind w:firstLine="709" w:right="0"/>
         <w:jc w:val="both"/>
         <w:rPr>
           <w:rFonts w:ascii="Times New Roman CYR" w:hAnsi="Times New Roman CYR" w:cs="Times New Roman CYR"/>
@@ -56,7 +56,7 @@
       <w:pPr>
         <w:pStyle w:val="Normal"/>
         <w:spacing w:lineRule="auto" w:line="360"/>
-        <w:ind w:firstLine="709" w:end="0"/>
+        <w:ind w:firstLine="709" w:right="0"/>
         <w:jc w:val="both"/>
         <w:rPr>
           <w:i/>
@@ -78,7 +78,7 @@
       <w:pPr>
         <w:pStyle w:val="Normal"/>
         <w:spacing w:lineRule="auto" w:line="360"/>
-        <w:ind w:firstLine="709" w:end="0"/>
+        <w:ind w:firstLine="709" w:right="0"/>
         <w:jc w:val="both"/>
         <w:rPr>
           <w:sz w:val="28"/>
@@ -112,27 +112,27 @@
       <w:pPr>
         <w:pStyle w:val="Normal"/>
         <w:spacing w:lineRule="auto" w:line="360"/>
-        <w:ind w:firstLine="709" w:end="0"/>
-        <w:jc w:val="both"/>
-        <w:rPr>
-          <w:b/>
-          <w:sz w:val="28"/>
-          <w:szCs w:val="28"/>
-        </w:rPr>
-      </w:pPr>
-      <w:r>
-        <w:rPr>
-          <w:b/>
-          <w:sz w:val="28"/>
-          <w:szCs w:val="28"/>
-        </w:rPr>
-      </w:r>
-    </w:p>
-    <w:p>
-      <w:pPr>
-        <w:pStyle w:val="Normal"/>
-        <w:spacing w:lineRule="auto" w:line="360"/>
-        <w:ind w:hanging="0" w:start="0" w:end="0"/>
+        <w:ind w:firstLine="709" w:right="0"/>
+        <w:jc w:val="both"/>
+        <w:rPr>
+          <w:b/>
+          <w:sz w:val="28"/>
+          <w:szCs w:val="28"/>
+        </w:rPr>
+      </w:pPr>
+      <w:r>
+        <w:rPr>
+          <w:b/>
+          <w:sz w:val="28"/>
+          <w:szCs w:val="28"/>
+        </w:rPr>
+      </w:r>
+    </w:p>
+    <w:p>
+      <w:pPr>
+        <w:pStyle w:val="Normal"/>
+        <w:spacing w:lineRule="auto" w:line="360"/>
+        <w:ind w:hanging="0" w:left="0" w:right="0"/>
         <w:jc w:val="both"/>
         <w:rPr>
           <w:b/>
@@ -153,7 +153,7 @@
       <w:pPr>
         <w:pStyle w:val="Normal"/>
         <w:spacing w:lineRule="auto" w:line="360"/>
-        <w:ind w:firstLine="709" w:end="0"/>
+        <w:ind w:firstLine="709" w:right="0"/>
         <w:jc w:val="both"/>
         <w:rPr>
           <w:b/>
@@ -174,7 +174,7 @@
       <w:pPr>
         <w:pStyle w:val="Normal"/>
         <w:spacing w:lineRule="auto" w:line="360"/>
-        <w:ind w:firstLine="709" w:end="0"/>
+        <w:ind w:firstLine="709" w:right="0"/>
         <w:jc w:val="both"/>
         <w:rPr>
           <w:i/>
@@ -195,25 +195,25 @@
       <w:pPr>
         <w:pStyle w:val="Normal"/>
         <w:spacing w:lineRule="auto" w:line="360"/>
-        <w:ind w:firstLine="709" w:end="0"/>
-        <w:jc w:val="both"/>
-        <w:rPr>
-          <w:sz w:val="28"/>
-          <w:szCs w:val="28"/>
-        </w:rPr>
-      </w:pPr>
-      <w:r>
-        <w:rPr>
-          <w:sz w:val="28"/>
-          <w:szCs w:val="28"/>
-        </w:rPr>
-      </w:r>
-    </w:p>
-    <w:p>
-      <w:pPr>
-        <w:pStyle w:val="Normal"/>
-        <w:spacing w:lineRule="auto" w:line="360"/>
-        <w:ind w:firstLine="709" w:end="0"/>
+        <w:ind w:firstLine="709" w:right="0"/>
+        <w:jc w:val="both"/>
+        <w:rPr>
+          <w:sz w:val="28"/>
+          <w:szCs w:val="28"/>
+        </w:rPr>
+      </w:pPr>
+      <w:r>
+        <w:rPr>
+          <w:sz w:val="28"/>
+          <w:szCs w:val="28"/>
+        </w:rPr>
+      </w:r>
+    </w:p>
+    <w:p>
+      <w:pPr>
+        <w:pStyle w:val="Normal"/>
+        <w:spacing w:lineRule="auto" w:line="360"/>
+        <w:ind w:firstLine="709" w:right="0"/>
         <w:jc w:val="both"/>
         <w:rPr>
           <w:sz w:val="28"/>
@@ -232,7 +232,7 @@
       <w:pPr>
         <w:pStyle w:val="Normal"/>
         <w:spacing w:lineRule="auto" w:line="360"/>
-        <w:ind w:firstLine="709" w:end="0"/>
+        <w:ind w:firstLine="709" w:right="0"/>
         <w:jc w:val="both"/>
         <w:rPr>
           <w:sz w:val="28"/>
@@ -251,7 +251,7 @@
       <w:pPr>
         <w:pStyle w:val="Normal"/>
         <w:spacing w:lineRule="auto" w:line="360"/>
-        <w:ind w:firstLine="709" w:end="0"/>
+        <w:ind w:firstLine="709" w:right="0"/>
         <w:jc w:val="both"/>
         <w:rPr>
           <w:sz w:val="28"/>
@@ -270,7 +270,7 @@
       <w:pPr>
         <w:pStyle w:val="Normal"/>
         <w:spacing w:lineRule="auto" w:line="360"/>
-        <w:ind w:firstLine="709" w:end="0"/>
+        <w:ind w:firstLine="709" w:right="0"/>
         <w:jc w:val="both"/>
         <w:rPr>
           <w:sz w:val="28"/>
@@ -308,7 +308,7 @@
       <w:pPr>
         <w:pStyle w:val="Normal"/>
         <w:spacing w:lineRule="auto" w:line="360"/>
-        <w:ind w:firstLine="709" w:end="0"/>
+        <w:ind w:firstLine="709" w:right="0"/>
         <w:jc w:val="both"/>
         <w:rPr>
           <w:b/>
@@ -329,7 +329,7 @@
       <w:pPr>
         <w:pStyle w:val="Normal"/>
         <w:spacing w:lineRule="auto" w:line="360"/>
-        <w:ind w:firstLine="709" w:end="0"/>
+        <w:ind w:firstLine="709" w:right="0"/>
         <w:jc w:val="both"/>
         <w:rPr>
           <w:i/>
@@ -371,7 +371,7 @@
       <w:pPr>
         <w:pStyle w:val="Normal"/>
         <w:spacing w:lineRule="auto" w:line="360"/>
-        <w:ind w:firstLine="709" w:end="0"/>
+        <w:ind w:firstLine="709" w:right="0"/>
         <w:jc w:val="both"/>
         <w:rPr>
           <w:sz w:val="28"/>
@@ -391,7 +391,7 @@
       <w:pPr>
         <w:pStyle w:val="Normal"/>
         <w:spacing w:lineRule="auto" w:line="360"/>
-        <w:ind w:firstLine="709" w:end="0"/>
+        <w:ind w:firstLine="709" w:right="0"/>
         <w:jc w:val="both"/>
         <w:rPr>
           <w:sz w:val="28"/>
@@ -410,25 +410,25 @@
       <w:pPr>
         <w:pStyle w:val="Normal"/>
         <w:spacing w:lineRule="auto" w:line="360"/>
-        <w:ind w:firstLine="709" w:end="0"/>
-        <w:jc w:val="both"/>
-        <w:rPr>
-          <w:sz w:val="28"/>
-          <w:szCs w:val="28"/>
-        </w:rPr>
-      </w:pPr>
-      <w:r>
-        <w:rPr>
-          <w:sz w:val="28"/>
-          <w:szCs w:val="28"/>
-        </w:rPr>
-      </w:r>
-    </w:p>
-    <w:p>
-      <w:pPr>
-        <w:pStyle w:val="Normal"/>
-        <w:spacing w:lineRule="auto" w:line="360"/>
-        <w:ind w:hanging="0" w:start="0" w:end="0"/>
+        <w:ind w:firstLine="709" w:right="0"/>
+        <w:jc w:val="both"/>
+        <w:rPr>
+          <w:sz w:val="28"/>
+          <w:szCs w:val="28"/>
+        </w:rPr>
+      </w:pPr>
+      <w:r>
+        <w:rPr>
+          <w:sz w:val="28"/>
+          <w:szCs w:val="28"/>
+        </w:rPr>
+      </w:r>
+    </w:p>
+    <w:p>
+      <w:pPr>
+        <w:pStyle w:val="Normal"/>
+        <w:spacing w:lineRule="auto" w:line="360"/>
+        <w:ind w:hanging="0" w:left="0" w:right="0"/>
         <w:jc w:val="both"/>
         <w:rPr>
           <w:sz w:val="28"/>
@@ -447,7 +447,7 @@
       <w:pPr>
         <w:pStyle w:val="Normal"/>
         <w:spacing w:lineRule="auto" w:line="360"/>
-        <w:ind w:firstLine="709" w:end="0"/>
+        <w:ind w:firstLine="709" w:right="0"/>
         <w:jc w:val="both"/>
         <w:rPr>
           <w:b/>
@@ -468,7 +468,7 @@
       <w:pPr>
         <w:pStyle w:val="Normal"/>
         <w:spacing w:lineRule="auto" w:line="360"/>
-        <w:ind w:firstLine="709" w:end="0"/>
+        <w:ind w:firstLine="709" w:right="0"/>
         <w:jc w:val="both"/>
         <w:rPr>
           <w:i/>
@@ -489,7 +489,7 @@
       <w:pPr>
         <w:pStyle w:val="Normal"/>
         <w:spacing w:lineRule="auto" w:line="360"/>
-        <w:ind w:firstLine="709" w:end="0"/>
+        <w:ind w:firstLine="709" w:right="0"/>
         <w:jc w:val="both"/>
         <w:rPr>
           <w:sz w:val="28"/>
@@ -508,25 +508,25 @@
       <w:pPr>
         <w:pStyle w:val="Normal"/>
         <w:spacing w:lineRule="auto" w:line="360"/>
-        <w:ind w:firstLine="709" w:end="0"/>
-        <w:jc w:val="both"/>
-        <w:rPr>
-          <w:sz w:val="28"/>
-          <w:szCs w:val="28"/>
-        </w:rPr>
-      </w:pPr>
-      <w:r>
-        <w:rPr>
-          <w:sz w:val="28"/>
-          <w:szCs w:val="28"/>
-        </w:rPr>
-      </w:r>
-    </w:p>
-    <w:p>
-      <w:pPr>
-        <w:pStyle w:val="Normal"/>
-        <w:spacing w:lineRule="auto" w:line="360"/>
-        <w:ind w:hanging="0" w:start="0" w:end="0"/>
+        <w:ind w:firstLine="709" w:right="0"/>
+        <w:jc w:val="both"/>
+        <w:rPr>
+          <w:sz w:val="28"/>
+          <w:szCs w:val="28"/>
+        </w:rPr>
+      </w:pPr>
+      <w:r>
+        <w:rPr>
+          <w:sz w:val="28"/>
+          <w:szCs w:val="28"/>
+        </w:rPr>
+      </w:r>
+    </w:p>
+    <w:p>
+      <w:pPr>
+        <w:pStyle w:val="Normal"/>
+        <w:spacing w:lineRule="auto" w:line="360"/>
+        <w:ind w:hanging="0" w:left="0" w:right="0"/>
         <w:jc w:val="both"/>
         <w:rPr>
           <w:rFonts w:cs="Times New Roman CYR"/>
@@ -549,7 +549,7 @@
       <w:pPr>
         <w:pStyle w:val="Normal"/>
         <w:spacing w:lineRule="auto" w:line="360"/>
-        <w:ind w:firstLine="709" w:end="0"/>
+        <w:ind w:firstLine="709" w:right="0"/>
         <w:jc w:val="both"/>
         <w:rPr>
           <w:rFonts w:cs="Times New Roman CYR"/>
@@ -572,7 +572,7 @@
       <w:pPr>
         <w:pStyle w:val="Normal"/>
         <w:spacing w:lineRule="auto" w:line="360"/>
-        <w:ind w:firstLine="709" w:end="0"/>
+        <w:ind w:firstLine="709" w:right="0"/>
         <w:jc w:val="both"/>
         <w:rPr>
           <w:i/>
@@ -593,7 +593,7 @@
       <w:pPr>
         <w:pStyle w:val="Normal"/>
         <w:spacing w:lineRule="auto" w:line="360"/>
-        <w:ind w:firstLine="709" w:end="0"/>
+        <w:ind w:firstLine="709" w:right="0"/>
         <w:jc w:val="both"/>
         <w:rPr>
           <w:sz w:val="28"/>
@@ -612,25 +612,25 @@
       <w:pPr>
         <w:pStyle w:val="Normal"/>
         <w:spacing w:lineRule="auto" w:line="360"/>
-        <w:ind w:hanging="0" w:start="0" w:end="0"/>
-        <w:jc w:val="both"/>
-        <w:rPr>
-          <w:sz w:val="28"/>
-          <w:szCs w:val="28"/>
-        </w:rPr>
-      </w:pPr>
-      <w:r>
-        <w:rPr>
-          <w:sz w:val="28"/>
-          <w:szCs w:val="28"/>
-        </w:rPr>
-      </w:r>
-    </w:p>
-    <w:p>
-      <w:pPr>
-        <w:pStyle w:val="Normal"/>
-        <w:spacing w:lineRule="auto" w:line="360"/>
-        <w:ind w:hanging="0" w:start="0" w:end="0"/>
+        <w:ind w:hanging="0" w:left="0" w:right="0"/>
+        <w:jc w:val="both"/>
+        <w:rPr>
+          <w:sz w:val="28"/>
+          <w:szCs w:val="28"/>
+        </w:rPr>
+      </w:pPr>
+      <w:r>
+        <w:rPr>
+          <w:sz w:val="28"/>
+          <w:szCs w:val="28"/>
+        </w:rPr>
+      </w:r>
+    </w:p>
+    <w:p>
+      <w:pPr>
+        <w:pStyle w:val="Normal"/>
+        <w:spacing w:lineRule="auto" w:line="360"/>
+        <w:ind w:hanging="0" w:left="0" w:right="0"/>
         <w:jc w:val="both"/>
         <w:rPr>
           <w:sz w:val="28"/>
@@ -649,7 +649,7 @@
       <w:pPr>
         <w:pStyle w:val="Normal"/>
         <w:spacing w:lineRule="auto" w:line="360"/>
-        <w:ind w:firstLine="709" w:end="0"/>
+        <w:ind w:firstLine="709" w:right="0"/>
         <w:jc w:val="both"/>
         <w:rPr>
           <w:b/>
@@ -670,7 +670,7 @@
       <w:pPr>
         <w:pStyle w:val="Normal"/>
         <w:spacing w:lineRule="auto" w:line="360"/>
-        <w:ind w:firstLine="709" w:end="0"/>
+        <w:ind w:firstLine="709" w:right="0"/>
         <w:jc w:val="both"/>
         <w:rPr>
           <w:i/>
@@ -691,7 +691,7 @@
       <w:pPr>
         <w:pStyle w:val="Normal"/>
         <w:spacing w:lineRule="auto" w:line="360"/>
-        <w:ind w:firstLine="709" w:end="0"/>
+        <w:ind w:firstLine="709" w:right="0"/>
         <w:jc w:val="both"/>
         <w:rPr>
           <w:sz w:val="28"/>
@@ -710,25 +710,25 @@
       <w:pPr>
         <w:pStyle w:val="Normal"/>
         <w:spacing w:lineRule="auto" w:line="360"/>
-        <w:ind w:hanging="0" w:start="0" w:end="0"/>
-        <w:jc w:val="both"/>
-        <w:rPr>
-          <w:sz w:val="28"/>
-          <w:szCs w:val="28"/>
-        </w:rPr>
-      </w:pPr>
-      <w:r>
-        <w:rPr>
-          <w:sz w:val="28"/>
-          <w:szCs w:val="28"/>
-        </w:rPr>
-      </w:r>
-    </w:p>
-    <w:p>
-      <w:pPr>
-        <w:pStyle w:val="Normal"/>
-        <w:spacing w:lineRule="auto" w:line="360"/>
-        <w:ind w:hanging="0" w:start="0" w:end="0"/>
+        <w:ind w:hanging="0" w:left="0" w:right="0"/>
+        <w:jc w:val="both"/>
+        <w:rPr>
+          <w:sz w:val="28"/>
+          <w:szCs w:val="28"/>
+        </w:rPr>
+      </w:pPr>
+      <w:r>
+        <w:rPr>
+          <w:sz w:val="28"/>
+          <w:szCs w:val="28"/>
+        </w:rPr>
+      </w:r>
+    </w:p>
+    <w:p>
+      <w:pPr>
+        <w:pStyle w:val="Normal"/>
+        <w:spacing w:lineRule="auto" w:line="360"/>
+        <w:ind w:hanging="0" w:left="0" w:right="0"/>
         <w:jc w:val="both"/>
         <w:rPr>
           <w:sz w:val="28"/>
@@ -747,7 +747,7 @@
       <w:pPr>
         <w:pStyle w:val="Normal"/>
         <w:spacing w:lineRule="auto" w:line="360"/>
-        <w:ind w:firstLine="709" w:end="0"/>
+        <w:ind w:firstLine="709" w:right="0"/>
         <w:jc w:val="both"/>
         <w:rPr>
           <w:b/>
@@ -768,7 +768,7 @@
       <w:pPr>
         <w:pStyle w:val="Normal"/>
         <w:spacing w:lineRule="auto" w:line="360"/>
-        <w:ind w:firstLine="709" w:end="0"/>
+        <w:ind w:firstLine="709" w:right="0"/>
         <w:jc w:val="both"/>
         <w:rPr>
           <w:i/>
@@ -789,7 +789,7 @@
       <w:pPr>
         <w:pStyle w:val="Normal"/>
         <w:spacing w:lineRule="auto" w:line="360"/>
-        <w:ind w:firstLine="709" w:end="0"/>
+        <w:ind w:firstLine="709" w:right="0"/>
         <w:jc w:val="both"/>
         <w:rPr>
           <w:sz w:val="28"/>
@@ -808,25 +808,25 @@
       <w:pPr>
         <w:pStyle w:val="Normal"/>
         <w:spacing w:lineRule="auto" w:line="360"/>
-        <w:ind w:hanging="0" w:start="0" w:end="0"/>
-        <w:jc w:val="both"/>
-        <w:rPr>
-          <w:sz w:val="28"/>
-          <w:szCs w:val="28"/>
-        </w:rPr>
-      </w:pPr>
-      <w:r>
-        <w:rPr>
-          <w:sz w:val="28"/>
-          <w:szCs w:val="28"/>
-        </w:rPr>
-      </w:r>
-    </w:p>
-    <w:p>
-      <w:pPr>
-        <w:pStyle w:val="Normal"/>
-        <w:spacing w:lineRule="auto" w:line="360"/>
-        <w:ind w:hanging="0" w:start="0" w:end="0"/>
+        <w:ind w:hanging="0" w:left="0" w:right="0"/>
+        <w:jc w:val="both"/>
+        <w:rPr>
+          <w:sz w:val="28"/>
+          <w:szCs w:val="28"/>
+        </w:rPr>
+      </w:pPr>
+      <w:r>
+        <w:rPr>
+          <w:sz w:val="28"/>
+          <w:szCs w:val="28"/>
+        </w:rPr>
+      </w:r>
+    </w:p>
+    <w:p>
+      <w:pPr>
+        <w:pStyle w:val="Normal"/>
+        <w:spacing w:lineRule="auto" w:line="360"/>
+        <w:ind w:hanging="0" w:left="0" w:right="0"/>
         <w:jc w:val="both"/>
         <w:rPr>
           <w:sz w:val="28"/>
@@ -845,7 +845,7 @@
       <w:pPr>
         <w:pStyle w:val="Normal"/>
         <w:spacing w:lineRule="auto" w:line="360"/>
-        <w:ind w:firstLine="709" w:end="0"/>
+        <w:ind w:firstLine="709" w:right="0"/>
         <w:jc w:val="both"/>
         <w:rPr>
           <w:b/>
@@ -866,7 +866,7 @@
       <w:pPr>
         <w:pStyle w:val="Normal"/>
         <w:spacing w:lineRule="auto" w:line="360"/>
-        <w:ind w:firstLine="709" w:end="0"/>
+        <w:ind w:firstLine="709" w:right="0"/>
         <w:jc w:val="both"/>
         <w:rPr>
           <w:i/>
@@ -887,7 +887,7 @@
       <w:pPr>
         <w:pStyle w:val="Normal"/>
         <w:spacing w:lineRule="auto" w:line="360"/>
-        <w:ind w:firstLine="709" w:end="0"/>
+        <w:ind w:firstLine="709" w:right="0"/>
         <w:jc w:val="both"/>
         <w:rPr>
           <w:sz w:val="28"/>
@@ -906,25 +906,25 @@
       <w:pPr>
         <w:pStyle w:val="Normal"/>
         <w:spacing w:lineRule="auto" w:line="360"/>
-        <w:ind w:hanging="0" w:start="0" w:end="0"/>
-        <w:jc w:val="both"/>
-        <w:rPr>
-          <w:sz w:val="28"/>
-          <w:szCs w:val="28"/>
-        </w:rPr>
-      </w:pPr>
-      <w:r>
-        <w:rPr>
-          <w:sz w:val="28"/>
-          <w:szCs w:val="28"/>
-        </w:rPr>
-      </w:r>
-    </w:p>
-    <w:p>
-      <w:pPr>
-        <w:pStyle w:val="Normal"/>
-        <w:spacing w:lineRule="auto" w:line="360"/>
-        <w:ind w:hanging="0" w:start="0" w:end="0"/>
+        <w:ind w:hanging="0" w:left="0" w:right="0"/>
+        <w:jc w:val="both"/>
+        <w:rPr>
+          <w:sz w:val="28"/>
+          <w:szCs w:val="28"/>
+        </w:rPr>
+      </w:pPr>
+      <w:r>
+        <w:rPr>
+          <w:sz w:val="28"/>
+          <w:szCs w:val="28"/>
+        </w:rPr>
+      </w:r>
+    </w:p>
+    <w:p>
+      <w:pPr>
+        <w:pStyle w:val="Normal"/>
+        <w:spacing w:lineRule="auto" w:line="360"/>
+        <w:ind w:hanging="0" w:left="0" w:right="0"/>
         <w:jc w:val="both"/>
         <w:rPr>
           <w:sz w:val="28"/>
@@ -943,7 +943,7 @@
       <w:pPr>
         <w:pStyle w:val="Normal"/>
         <w:spacing w:lineRule="auto" w:line="360"/>
-        <w:ind w:firstLine="709" w:end="0"/>
+        <w:ind w:firstLine="709" w:right="0"/>
         <w:jc w:val="both"/>
         <w:rPr>
           <w:b/>
@@ -964,7 +964,7 @@
       <w:pPr>
         <w:pStyle w:val="Normal"/>
         <w:spacing w:lineRule="auto" w:line="360"/>
-        <w:ind w:firstLine="709" w:end="0"/>
+        <w:ind w:firstLine="709" w:right="0"/>
         <w:jc w:val="both"/>
         <w:rPr>
           <w:i/>
@@ -985,7 +985,7 @@
       <w:pPr>
         <w:pStyle w:val="Normal"/>
         <w:spacing w:lineRule="auto" w:line="360"/>
-        <w:ind w:firstLine="709" w:end="0"/>
+        <w:ind w:firstLine="709" w:right="0"/>
         <w:jc w:val="both"/>
         <w:rPr>
           <w:sz w:val="28"/>
@@ -1004,7 +1004,7 @@
       <w:pPr>
         <w:pStyle w:val="Normal"/>
         <w:spacing w:lineRule="auto" w:line="360"/>
-        <w:ind w:hanging="0" w:start="0" w:end="0"/>
+        <w:ind w:hanging="0" w:left="0" w:right="0"/>
         <w:jc w:val="both"/>
         <w:rPr>
           <w:color w:val="FF0000"/>
@@ -1024,7 +1024,7 @@
       <w:pPr>
         <w:pStyle w:val="Normal"/>
         <w:spacing w:lineRule="auto" w:line="360"/>
-        <w:ind w:hanging="0" w:start="0" w:end="0"/>
+        <w:ind w:hanging="0" w:left="0" w:right="0"/>
         <w:jc w:val="both"/>
         <w:rPr>
           <w:color w:val="FF0000"/>
@@ -1045,7 +1045,7 @@
       <w:pPr>
         <w:pStyle w:val="Normal"/>
         <w:spacing w:lineRule="auto" w:line="360"/>
-        <w:ind w:firstLine="709" w:end="0"/>
+        <w:ind w:firstLine="709" w:right="0"/>
         <w:jc w:val="both"/>
         <w:rPr>
           <w:b/>
@@ -1066,7 +1066,7 @@
       <w:pPr>
         <w:pStyle w:val="Normal"/>
         <w:spacing w:lineRule="auto" w:line="360"/>
-        <w:ind w:firstLine="709" w:end="0"/>
+        <w:ind w:firstLine="709" w:right="0"/>
         <w:jc w:val="both"/>
         <w:rPr>
           <w:i/>
@@ -1087,7 +1087,7 @@
       <w:pPr>
         <w:pStyle w:val="Normal"/>
         <w:spacing w:lineRule="auto" w:line="360"/>
-        <w:ind w:firstLine="709" w:end="0"/>
+        <w:ind w:firstLine="709" w:right="0"/>
         <w:jc w:val="both"/>
         <w:rPr>
           <w:sz w:val="28"/>
@@ -1106,27 +1106,27 @@
       <w:pPr>
         <w:pStyle w:val="Normal"/>
         <w:spacing w:lineRule="auto" w:line="360"/>
-        <w:ind w:hanging="0" w:start="0" w:end="0"/>
-        <w:jc w:val="both"/>
-        <w:rPr>
-          <w:b/>
-          <w:sz w:val="28"/>
-          <w:szCs w:val="28"/>
-        </w:rPr>
-      </w:pPr>
-      <w:r>
-        <w:rPr>
-          <w:b/>
-          <w:sz w:val="28"/>
-          <w:szCs w:val="28"/>
-        </w:rPr>
-      </w:r>
-    </w:p>
-    <w:p>
-      <w:pPr>
-        <w:pStyle w:val="Normal"/>
-        <w:spacing w:lineRule="auto" w:line="360"/>
-        <w:ind w:hanging="0" w:start="0" w:end="0"/>
+        <w:ind w:hanging="0" w:left="0" w:right="0"/>
+        <w:jc w:val="both"/>
+        <w:rPr>
+          <w:b/>
+          <w:sz w:val="28"/>
+          <w:szCs w:val="28"/>
+        </w:rPr>
+      </w:pPr>
+      <w:r>
+        <w:rPr>
+          <w:b/>
+          <w:sz w:val="28"/>
+          <w:szCs w:val="28"/>
+        </w:rPr>
+      </w:r>
+    </w:p>
+    <w:p>
+      <w:pPr>
+        <w:pStyle w:val="Normal"/>
+        <w:spacing w:lineRule="auto" w:line="360"/>
+        <w:ind w:hanging="0" w:left="0" w:right="0"/>
         <w:jc w:val="both"/>
         <w:rPr>
           <w:b/>
@@ -1147,7 +1147,7 @@
       <w:pPr>
         <w:pStyle w:val="Normal"/>
         <w:spacing w:lineRule="auto" w:line="360"/>
-        <w:ind w:firstLine="709" w:end="0"/>
+        <w:ind w:firstLine="709" w:right="0"/>
         <w:jc w:val="both"/>
         <w:rPr>
           <w:b/>
@@ -1168,7 +1168,7 @@
       <w:pPr>
         <w:pStyle w:val="Normal"/>
         <w:spacing w:lineRule="auto" w:line="360"/>
-        <w:ind w:firstLine="709" w:end="0"/>
+        <w:ind w:firstLine="709" w:right="0"/>
         <w:jc w:val="both"/>
         <w:rPr>
           <w:bCs/>
@@ -1193,7 +1193,7 @@
       <w:pPr>
         <w:pStyle w:val="Normal"/>
         <w:spacing w:lineRule="auto" w:line="360"/>
-        <w:ind w:firstLine="709" w:end="0"/>
+        <w:ind w:firstLine="709" w:right="0"/>
         <w:jc w:val="both"/>
         <w:rPr>
           <w:sz w:val="28"/>
@@ -1212,25 +1212,25 @@
       <w:pPr>
         <w:pStyle w:val="Normal"/>
         <w:spacing w:lineRule="auto" w:line="360"/>
-        <w:ind w:firstLine="709" w:end="0"/>
-        <w:jc w:val="both"/>
-        <w:rPr>
-          <w:sz w:val="28"/>
-          <w:szCs w:val="28"/>
-        </w:rPr>
-      </w:pPr>
-      <w:r>
-        <w:rPr>
-          <w:sz w:val="28"/>
-          <w:szCs w:val="28"/>
-        </w:rPr>
-      </w:r>
-    </w:p>
-    <w:p>
-      <w:pPr>
-        <w:pStyle w:val="Normal"/>
-        <w:spacing w:lineRule="auto" w:line="360"/>
-        <w:ind w:hanging="0" w:start="0" w:end="0"/>
+        <w:ind w:firstLine="709" w:right="0"/>
+        <w:jc w:val="both"/>
+        <w:rPr>
+          <w:sz w:val="28"/>
+          <w:szCs w:val="28"/>
+        </w:rPr>
+      </w:pPr>
+      <w:r>
+        <w:rPr>
+          <w:sz w:val="28"/>
+          <w:szCs w:val="28"/>
+        </w:rPr>
+      </w:r>
+    </w:p>
+    <w:p>
+      <w:pPr>
+        <w:pStyle w:val="Normal"/>
+        <w:spacing w:lineRule="auto" w:line="360"/>
+        <w:ind w:hanging="0" w:left="0" w:right="0"/>
         <w:jc w:val="both"/>
         <w:rPr>
           <w:sz w:val="28"/>
@@ -1249,7 +1249,7 @@
       <w:pPr>
         <w:pStyle w:val="Normal"/>
         <w:spacing w:lineRule="auto" w:line="360"/>
-        <w:ind w:firstLine="709" w:end="0"/>
+        <w:ind w:firstLine="709" w:right="0"/>
         <w:jc w:val="both"/>
         <w:rPr>
           <w:b/>
@@ -1270,7 +1270,7 @@
       <w:pPr>
         <w:pStyle w:val="Normal"/>
         <w:spacing w:lineRule="auto" w:line="360"/>
-        <w:ind w:firstLine="709" w:end="0"/>
+        <w:ind w:firstLine="709" w:right="0"/>
         <w:jc w:val="both"/>
         <w:rPr>
           <w:bCs/>
@@ -1295,7 +1295,7 @@
       <w:pPr>
         <w:pStyle w:val="Normal"/>
         <w:spacing w:lineRule="auto" w:line="360"/>
-        <w:ind w:firstLine="709" w:end="0"/>
+        <w:ind w:firstLine="709" w:right="0"/>
         <w:jc w:val="both"/>
         <w:rPr>
           <w:sz w:val="28"/>
@@ -1329,25 +1329,25 @@
       <w:pPr>
         <w:pStyle w:val="Normal"/>
         <w:spacing w:lineRule="auto" w:line="360"/>
-        <w:ind w:hanging="0" w:start="0" w:end="0"/>
-        <w:jc w:val="both"/>
-        <w:rPr>
-          <w:sz w:val="28"/>
-          <w:szCs w:val="28"/>
-        </w:rPr>
-      </w:pPr>
-      <w:r>
-        <w:rPr>
-          <w:sz w:val="28"/>
-          <w:szCs w:val="28"/>
-        </w:rPr>
-      </w:r>
-    </w:p>
-    <w:p>
-      <w:pPr>
-        <w:pStyle w:val="Normal"/>
-        <w:spacing w:lineRule="auto" w:line="360"/>
-        <w:ind w:hanging="0" w:start="0" w:end="0"/>
+        <w:ind w:hanging="0" w:left="0" w:right="0"/>
+        <w:jc w:val="both"/>
+        <w:rPr>
+          <w:sz w:val="28"/>
+          <w:szCs w:val="28"/>
+        </w:rPr>
+      </w:pPr>
+      <w:r>
+        <w:rPr>
+          <w:sz w:val="28"/>
+          <w:szCs w:val="28"/>
+        </w:rPr>
+      </w:r>
+    </w:p>
+    <w:p>
+      <w:pPr>
+        <w:pStyle w:val="Normal"/>
+        <w:spacing w:lineRule="auto" w:line="360"/>
+        <w:ind w:hanging="0" w:left="0" w:right="0"/>
         <w:jc w:val="both"/>
         <w:rPr>
           <w:sz w:val="28"/>
@@ -1366,7 +1366,7 @@
       <w:pPr>
         <w:pStyle w:val="Normal"/>
         <w:spacing w:lineRule="auto" w:line="360"/>
-        <w:ind w:firstLine="709" w:end="0"/>
+        <w:ind w:firstLine="709" w:right="0"/>
         <w:jc w:val="both"/>
         <w:rPr>
           <w:b/>
@@ -1387,7 +1387,7 @@
       <w:pPr>
         <w:pStyle w:val="Normal"/>
         <w:spacing w:lineRule="auto" w:line="360"/>
-        <w:ind w:firstLine="709" w:end="0"/>
+        <w:ind w:firstLine="709" w:right="0"/>
         <w:jc w:val="both"/>
         <w:rPr>
           <w:bCs/>
@@ -1412,7 +1412,7 @@
       <w:pPr>
         <w:pStyle w:val="Normal"/>
         <w:spacing w:lineRule="auto" w:line="360"/>
-        <w:ind w:firstLine="709" w:end="0"/>
+        <w:ind w:firstLine="709" w:right="0"/>
         <w:jc w:val="both"/>
         <w:rPr>
           <w:sz w:val="28"/>
@@ -1431,25 +1431,25 @@
       <w:pPr>
         <w:pStyle w:val="Normal"/>
         <w:spacing w:lineRule="auto" w:line="360"/>
-        <w:ind w:hanging="0" w:start="0" w:end="0"/>
-        <w:jc w:val="both"/>
-        <w:rPr>
-          <w:sz w:val="28"/>
-          <w:szCs w:val="28"/>
-        </w:rPr>
-      </w:pPr>
-      <w:r>
-        <w:rPr>
-          <w:sz w:val="28"/>
-          <w:szCs w:val="28"/>
-        </w:rPr>
-      </w:r>
-    </w:p>
-    <w:p>
-      <w:pPr>
-        <w:pStyle w:val="Normal"/>
-        <w:spacing w:lineRule="auto" w:line="360"/>
-        <w:ind w:hanging="0" w:start="0" w:end="0"/>
+        <w:ind w:hanging="0" w:left="0" w:right="0"/>
+        <w:jc w:val="both"/>
+        <w:rPr>
+          <w:sz w:val="28"/>
+          <w:szCs w:val="28"/>
+        </w:rPr>
+      </w:pPr>
+      <w:r>
+        <w:rPr>
+          <w:sz w:val="28"/>
+          <w:szCs w:val="28"/>
+        </w:rPr>
+      </w:r>
+    </w:p>
+    <w:p>
+      <w:pPr>
+        <w:pStyle w:val="Normal"/>
+        <w:spacing w:lineRule="auto" w:line="360"/>
+        <w:ind w:hanging="0" w:left="0" w:right="0"/>
         <w:jc w:val="both"/>
         <w:rPr>
           <w:sz w:val="28"/>
@@ -1468,7 +1468,7 @@
       <w:pPr>
         <w:pStyle w:val="Normal"/>
         <w:spacing w:lineRule="auto" w:line="360"/>
-        <w:ind w:firstLine="709" w:end="0"/>
+        <w:ind w:firstLine="709" w:right="0"/>
         <w:jc w:val="both"/>
         <w:rPr/>
       </w:pPr>
@@ -1489,7 +1489,7 @@
       <w:pPr>
         <w:pStyle w:val="Normal"/>
         <w:spacing w:lineRule="auto" w:line="360"/>
-        <w:ind w:firstLine="709" w:end="0"/>
+        <w:ind w:firstLine="709" w:right="0"/>
         <w:jc w:val="both"/>
         <w:rPr>
           <w:bCs/>
@@ -1514,7 +1514,7 @@
       <w:pPr>
         <w:pStyle w:val="Normal"/>
         <w:spacing w:lineRule="auto" w:line="360"/>
-        <w:ind w:firstLine="709" w:end="0"/>
+        <w:ind w:firstLine="709" w:right="0"/>
         <w:jc w:val="both"/>
         <w:rPr>
           <w:sz w:val="28"/>
@@ -1533,25 +1533,25 @@
       <w:pPr>
         <w:pStyle w:val="Normal"/>
         <w:spacing w:lineRule="auto" w:line="360"/>
-        <w:ind w:hanging="0" w:start="0" w:end="0"/>
-        <w:jc w:val="both"/>
-        <w:rPr>
-          <w:sz w:val="28"/>
-          <w:szCs w:val="28"/>
-        </w:rPr>
-      </w:pPr>
-      <w:r>
-        <w:rPr>
-          <w:sz w:val="28"/>
-          <w:szCs w:val="28"/>
-        </w:rPr>
-      </w:r>
-    </w:p>
-    <w:p>
-      <w:pPr>
-        <w:pStyle w:val="Normal"/>
-        <w:spacing w:lineRule="auto" w:line="360"/>
-        <w:ind w:hanging="0" w:start="0" w:end="0"/>
+        <w:ind w:hanging="0" w:left="0" w:right="0"/>
+        <w:jc w:val="both"/>
+        <w:rPr>
+          <w:sz w:val="28"/>
+          <w:szCs w:val="28"/>
+        </w:rPr>
+      </w:pPr>
+      <w:r>
+        <w:rPr>
+          <w:sz w:val="28"/>
+          <w:szCs w:val="28"/>
+        </w:rPr>
+      </w:r>
+    </w:p>
+    <w:p>
+      <w:pPr>
+        <w:pStyle w:val="Normal"/>
+        <w:spacing w:lineRule="auto" w:line="360"/>
+        <w:ind w:hanging="0" w:left="0" w:right="0"/>
         <w:jc w:val="both"/>
         <w:rPr>
           <w:sz w:val="28"/>
@@ -1570,7 +1570,7 @@
       <w:pPr>
         <w:pStyle w:val="Normal"/>
         <w:spacing w:lineRule="auto" w:line="360"/>
-        <w:ind w:firstLine="709" w:end="0"/>
+        <w:ind w:firstLine="709" w:right="0"/>
         <w:jc w:val="both"/>
         <w:rPr>
           <w:b/>
@@ -1591,7 +1591,7 @@
       <w:pPr>
         <w:pStyle w:val="Normal"/>
         <w:spacing w:lineRule="auto" w:line="360"/>
-        <w:ind w:firstLine="709" w:end="0"/>
+        <w:ind w:firstLine="709" w:right="0"/>
         <w:jc w:val="both"/>
         <w:rPr>
           <w:i/>
@@ -1612,7 +1612,7 @@
       <w:pPr>
         <w:pStyle w:val="Normal"/>
         <w:spacing w:lineRule="auto" w:line="360"/>
-        <w:ind w:firstLine="709" w:end="0"/>
+        <w:ind w:firstLine="709" w:right="0"/>
         <w:jc w:val="both"/>
         <w:rPr>
           <w:sz w:val="28"/>
@@ -1631,25 +1631,25 @@
       <w:pPr>
         <w:pStyle w:val="Normal"/>
         <w:spacing w:lineRule="auto" w:line="360"/>
-        <w:ind w:hanging="0" w:start="0" w:end="0"/>
-        <w:jc w:val="both"/>
-        <w:rPr>
-          <w:sz w:val="28"/>
-          <w:szCs w:val="28"/>
-        </w:rPr>
-      </w:pPr>
-      <w:r>
-        <w:rPr>
-          <w:sz w:val="28"/>
-          <w:szCs w:val="28"/>
-        </w:rPr>
-      </w:r>
-    </w:p>
-    <w:p>
-      <w:pPr>
-        <w:pStyle w:val="Normal"/>
-        <w:spacing w:lineRule="auto" w:line="360"/>
-        <w:ind w:hanging="0" w:start="0" w:end="0"/>
+        <w:ind w:hanging="0" w:left="0" w:right="0"/>
+        <w:jc w:val="both"/>
+        <w:rPr>
+          <w:sz w:val="28"/>
+          <w:szCs w:val="28"/>
+        </w:rPr>
+      </w:pPr>
+      <w:r>
+        <w:rPr>
+          <w:sz w:val="28"/>
+          <w:szCs w:val="28"/>
+        </w:rPr>
+      </w:r>
+    </w:p>
+    <w:p>
+      <w:pPr>
+        <w:pStyle w:val="Normal"/>
+        <w:spacing w:lineRule="auto" w:line="360"/>
+        <w:ind w:hanging="0" w:left="0" w:right="0"/>
         <w:jc w:val="both"/>
         <w:rPr>
           <w:sz w:val="28"/>
@@ -1668,7 +1668,7 @@
       <w:pPr>
         <w:pStyle w:val="Normal"/>
         <w:spacing w:lineRule="auto" w:line="360"/>
-        <w:ind w:firstLine="709" w:end="0"/>
+        <w:ind w:firstLine="709" w:right="0"/>
         <w:jc w:val="both"/>
         <w:rPr>
           <w:b/>
@@ -1689,7 +1689,7 @@
       <w:pPr>
         <w:pStyle w:val="Normal"/>
         <w:spacing w:lineRule="auto" w:line="360"/>
-        <w:ind w:firstLine="709" w:end="0"/>
+        <w:ind w:firstLine="709" w:right="0"/>
         <w:jc w:val="both"/>
         <w:rPr>
           <w:i/>
@@ -1710,7 +1710,7 @@
       <w:pPr>
         <w:pStyle w:val="Normal"/>
         <w:spacing w:lineRule="auto" w:line="360"/>
-        <w:ind w:firstLine="709" w:end="0"/>
+        <w:ind w:firstLine="709" w:right="0"/>
         <w:jc w:val="both"/>
         <w:rPr>
           <w:sz w:val="28"/>
@@ -1729,25 +1729,25 @@
       <w:pPr>
         <w:pStyle w:val="Normal"/>
         <w:spacing w:lineRule="auto" w:line="360"/>
-        <w:ind w:hanging="0" w:start="0" w:end="0"/>
-        <w:jc w:val="both"/>
-        <w:rPr>
-          <w:sz w:val="28"/>
-          <w:szCs w:val="28"/>
-        </w:rPr>
-      </w:pPr>
-      <w:r>
-        <w:rPr>
-          <w:sz w:val="28"/>
-          <w:szCs w:val="28"/>
-        </w:rPr>
-      </w:r>
-    </w:p>
-    <w:p>
-      <w:pPr>
-        <w:pStyle w:val="Normal"/>
-        <w:spacing w:lineRule="auto" w:line="360"/>
-        <w:ind w:hanging="0" w:start="0" w:end="0"/>
+        <w:ind w:hanging="0" w:left="0" w:right="0"/>
+        <w:jc w:val="both"/>
+        <w:rPr>
+          <w:sz w:val="28"/>
+          <w:szCs w:val="28"/>
+        </w:rPr>
+      </w:pPr>
+      <w:r>
+        <w:rPr>
+          <w:sz w:val="28"/>
+          <w:szCs w:val="28"/>
+        </w:rPr>
+      </w:r>
+    </w:p>
+    <w:p>
+      <w:pPr>
+        <w:pStyle w:val="Normal"/>
+        <w:spacing w:lineRule="auto" w:line="360"/>
+        <w:ind w:hanging="0" w:left="0" w:right="0"/>
         <w:jc w:val="both"/>
         <w:rPr>
           <w:sz w:val="28"/>
@@ -1766,7 +1766,7 @@
       <w:pPr>
         <w:pStyle w:val="Normal"/>
         <w:spacing w:lineRule="auto" w:line="360"/>
-        <w:ind w:firstLine="709" w:end="0"/>
+        <w:ind w:firstLine="709" w:right="0"/>
         <w:jc w:val="both"/>
         <w:rPr>
           <w:b/>
@@ -1799,7 +1799,7 @@
       <w:pPr>
         <w:pStyle w:val="Normal"/>
         <w:spacing w:lineRule="auto" w:line="360"/>
-        <w:ind w:firstLine="709" w:end="0"/>
+        <w:ind w:firstLine="709" w:right="0"/>
         <w:jc w:val="both"/>
         <w:rPr>
           <w:i/>
@@ -1820,7 +1820,7 @@
       <w:pPr>
         <w:pStyle w:val="Normal"/>
         <w:spacing w:lineRule="auto" w:line="360"/>
-        <w:ind w:firstLine="709" w:end="0"/>
+        <w:ind w:firstLine="709" w:right="0"/>
         <w:jc w:val="both"/>
         <w:rPr>
           <w:sz w:val="28"/>
@@ -1839,7 +1839,7 @@
       <w:pPr>
         <w:pStyle w:val="Normal"/>
         <w:spacing w:lineRule="auto" w:line="360"/>
-        <w:ind w:hanging="0" w:start="0" w:end="0"/>
+        <w:ind w:hanging="0" w:left="0" w:right="0"/>
         <w:jc w:val="both"/>
         <w:rPr>
           <w:color w:val="FF0000"/>
@@ -1859,7 +1859,7 @@
       <w:pPr>
         <w:pStyle w:val="Normal"/>
         <w:spacing w:lineRule="auto" w:line="360"/>
-        <w:ind w:hanging="0" w:start="0" w:end="0"/>
+        <w:ind w:hanging="0" w:left="0" w:right="0"/>
         <w:jc w:val="both"/>
         <w:rPr>
           <w:color w:val="FF0000"/>
@@ -1880,7 +1880,7 @@
       <w:pPr>
         <w:pStyle w:val="Normal"/>
         <w:spacing w:lineRule="auto" w:line="360"/>
-        <w:ind w:firstLine="709" w:end="0"/>
+        <w:ind w:firstLine="709" w:right="0"/>
         <w:jc w:val="both"/>
         <w:rPr>
           <w:b/>
@@ -1901,7 +1901,7 @@
       <w:pPr>
         <w:pStyle w:val="Normal"/>
         <w:spacing w:lineRule="auto" w:line="360"/>
-        <w:ind w:firstLine="709" w:end="0"/>
+        <w:ind w:firstLine="709" w:right="0"/>
         <w:jc w:val="both"/>
         <w:rPr>
           <w:i/>
@@ -1922,7 +1922,7 @@
       <w:pPr>
         <w:pStyle w:val="Normal"/>
         <w:spacing w:lineRule="auto" w:line="360"/>
-        <w:ind w:firstLine="709" w:end="0"/>
+        <w:ind w:firstLine="709" w:right="0"/>
         <w:jc w:val="both"/>
         <w:rPr>
           <w:sz w:val="28"/>
@@ -1941,25 +1941,25 @@
       <w:pPr>
         <w:pStyle w:val="Normal"/>
         <w:spacing w:lineRule="auto" w:line="360"/>
-        <w:ind w:hanging="0" w:start="0" w:end="0"/>
-        <w:jc w:val="both"/>
-        <w:rPr>
-          <w:sz w:val="28"/>
-          <w:szCs w:val="28"/>
-        </w:rPr>
-      </w:pPr>
-      <w:r>
-        <w:rPr>
-          <w:sz w:val="28"/>
-          <w:szCs w:val="28"/>
-        </w:rPr>
-      </w:r>
-    </w:p>
-    <w:p>
-      <w:pPr>
-        <w:pStyle w:val="Normal"/>
-        <w:spacing w:lineRule="auto" w:line="360"/>
-        <w:ind w:hanging="0" w:start="0" w:end="0"/>
+        <w:ind w:hanging="0" w:left="0" w:right="0"/>
+        <w:jc w:val="both"/>
+        <w:rPr>
+          <w:sz w:val="28"/>
+          <w:szCs w:val="28"/>
+        </w:rPr>
+      </w:pPr>
+      <w:r>
+        <w:rPr>
+          <w:sz w:val="28"/>
+          <w:szCs w:val="28"/>
+        </w:rPr>
+      </w:r>
+    </w:p>
+    <w:p>
+      <w:pPr>
+        <w:pStyle w:val="Normal"/>
+        <w:spacing w:lineRule="auto" w:line="360"/>
+        <w:ind w:hanging="0" w:left="0" w:right="0"/>
         <w:jc w:val="both"/>
         <w:rPr>
           <w:sz w:val="28"/>
@@ -1978,7 +1978,7 @@
       <w:pPr>
         <w:pStyle w:val="Normal"/>
         <w:spacing w:lineRule="auto" w:line="360"/>
-        <w:ind w:firstLine="709" w:end="0"/>
+        <w:ind w:firstLine="709" w:right="0"/>
         <w:jc w:val="both"/>
         <w:rPr>
           <w:b/>
@@ -1999,7 +1999,7 @@
       <w:pPr>
         <w:pStyle w:val="Normal"/>
         <w:spacing w:lineRule="auto" w:line="360"/>
-        <w:ind w:firstLine="709" w:end="0"/>
+        <w:ind w:firstLine="709" w:right="0"/>
         <w:jc w:val="both"/>
         <w:rPr>
           <w:i/>
@@ -2032,7 +2032,7 @@
       <w:pPr>
         <w:pStyle w:val="Normal"/>
         <w:spacing w:lineRule="auto" w:line="360"/>
-        <w:ind w:firstLine="709" w:end="0"/>
+        <w:ind w:firstLine="709" w:right="0"/>
         <w:jc w:val="both"/>
         <w:rPr>
           <w:sz w:val="28"/>
@@ -2051,25 +2051,25 @@
       <w:pPr>
         <w:pStyle w:val="Normal"/>
         <w:spacing w:lineRule="auto" w:line="360"/>
-        <w:ind w:hanging="0" w:start="0" w:end="0"/>
-        <w:jc w:val="both"/>
-        <w:rPr>
-          <w:sz w:val="28"/>
-          <w:szCs w:val="28"/>
-        </w:rPr>
-      </w:pPr>
-      <w:r>
-        <w:rPr>
-          <w:sz w:val="28"/>
-          <w:szCs w:val="28"/>
-        </w:rPr>
-      </w:r>
-    </w:p>
-    <w:p>
-      <w:pPr>
-        <w:pStyle w:val="Normal"/>
-        <w:spacing w:lineRule="auto" w:line="360"/>
-        <w:ind w:hanging="0" w:start="0" w:end="0"/>
+        <w:ind w:hanging="0" w:left="0" w:right="0"/>
+        <w:jc w:val="both"/>
+        <w:rPr>
+          <w:sz w:val="28"/>
+          <w:szCs w:val="28"/>
+        </w:rPr>
+      </w:pPr>
+      <w:r>
+        <w:rPr>
+          <w:sz w:val="28"/>
+          <w:szCs w:val="28"/>
+        </w:rPr>
+      </w:r>
+    </w:p>
+    <w:p>
+      <w:pPr>
+        <w:pStyle w:val="Normal"/>
+        <w:spacing w:lineRule="auto" w:line="360"/>
+        <w:ind w:hanging="0" w:left="0" w:right="0"/>
         <w:jc w:val="both"/>
         <w:rPr>
           <w:sz w:val="28"/>
@@ -2088,28 +2088,44 @@
       <w:pPr>
         <w:pStyle w:val="Normal"/>
         <w:spacing w:lineRule="auto" w:line="360"/>
-        <w:ind w:firstLine="709" w:end="0"/>
-        <w:jc w:val="both"/>
-        <w:rPr>
-          <w:b/>
-          <w:sz w:val="28"/>
-          <w:szCs w:val="28"/>
-        </w:rPr>
-      </w:pPr>
-      <w:r>
-        <w:rPr>
-          <w:b/>
-          <w:sz w:val="28"/>
-          <w:szCs w:val="28"/>
-        </w:rPr>
-        <w:t>Кирь Иван Антонович</w:t>
-      </w:r>
-    </w:p>
-    <w:p>
-      <w:pPr>
-        <w:pStyle w:val="Normal"/>
-        <w:spacing w:lineRule="auto" w:line="360"/>
-        <w:ind w:firstLine="709" w:end="0"/>
+        <w:ind w:firstLine="709" w:right="0"/>
+        <w:jc w:val="both"/>
+        <w:rPr>
+          <w:b/>
+          <w:sz w:val="28"/>
+          <w:szCs w:val="28"/>
+        </w:rPr>
+      </w:pPr>
+      <w:r>
+        <w:rPr>
+          <w:b/>
+          <w:sz w:val="28"/>
+          <w:szCs w:val="28"/>
+        </w:rPr>
+        <w:t>Кир</w:t>
+      </w:r>
+      <w:r>
+        <w:rPr>
+          <w:b/>
+          <w:sz w:val="28"/>
+          <w:szCs w:val="28"/>
+        </w:rPr>
+        <w:t>ий</w:t>
+      </w:r>
+      <w:r>
+        <w:rPr>
+          <w:b/>
+          <w:sz w:val="28"/>
+          <w:szCs w:val="28"/>
+        </w:rPr>
+        <w:t xml:space="preserve"> Иван Антонович</w:t>
+      </w:r>
+    </w:p>
+    <w:p>
+      <w:pPr>
+        <w:pStyle w:val="Normal"/>
+        <w:spacing w:lineRule="auto" w:line="360"/>
+        <w:ind w:firstLine="709" w:right="0"/>
         <w:jc w:val="both"/>
         <w:rPr>
           <w:i/>
@@ -2130,7 +2146,7 @@
       <w:pPr>
         <w:pStyle w:val="Normal"/>
         <w:spacing w:lineRule="auto" w:line="360"/>
-        <w:ind w:firstLine="709" w:end="0"/>
+        <w:ind w:firstLine="709" w:right="0"/>
         <w:jc w:val="both"/>
         <w:rPr>
           <w:sz w:val="28"/>
@@ -2149,25 +2165,25 @@
       <w:pPr>
         <w:pStyle w:val="Normal"/>
         <w:spacing w:lineRule="auto" w:line="360"/>
-        <w:ind w:hanging="0" w:start="0" w:end="0"/>
-        <w:jc w:val="both"/>
-        <w:rPr>
-          <w:sz w:val="28"/>
-          <w:szCs w:val="28"/>
-        </w:rPr>
-      </w:pPr>
-      <w:r>
-        <w:rPr>
-          <w:sz w:val="28"/>
-          <w:szCs w:val="28"/>
-        </w:rPr>
-      </w:r>
-    </w:p>
-    <w:p>
-      <w:pPr>
-        <w:pStyle w:val="Normal"/>
-        <w:spacing w:lineRule="auto" w:line="360"/>
-        <w:ind w:hanging="0" w:start="0" w:end="0"/>
+        <w:ind w:hanging="0" w:left="0" w:right="0"/>
+        <w:jc w:val="both"/>
+        <w:rPr>
+          <w:sz w:val="28"/>
+          <w:szCs w:val="28"/>
+        </w:rPr>
+      </w:pPr>
+      <w:r>
+        <w:rPr>
+          <w:sz w:val="28"/>
+          <w:szCs w:val="28"/>
+        </w:rPr>
+      </w:r>
+    </w:p>
+    <w:p>
+      <w:pPr>
+        <w:pStyle w:val="Normal"/>
+        <w:spacing w:lineRule="auto" w:line="360"/>
+        <w:ind w:hanging="0" w:left="0" w:right="0"/>
         <w:jc w:val="both"/>
         <w:rPr>
           <w:sz w:val="28"/>
@@ -2186,7 +2202,7 @@
       <w:pPr>
         <w:pStyle w:val="Normal"/>
         <w:spacing w:lineRule="auto" w:line="360"/>
-        <w:ind w:firstLine="709" w:end="0"/>
+        <w:ind w:firstLine="709" w:right="0"/>
         <w:jc w:val="both"/>
         <w:rPr>
           <w:b/>
@@ -2207,7 +2223,7 @@
       <w:pPr>
         <w:pStyle w:val="Normal"/>
         <w:spacing w:lineRule="auto" w:line="360"/>
-        <w:ind w:firstLine="709" w:end="0"/>
+        <w:ind w:firstLine="709" w:right="0"/>
         <w:jc w:val="both"/>
         <w:rPr>
           <w:i/>
@@ -2228,7 +2244,7 @@
       <w:pPr>
         <w:pStyle w:val="Normal"/>
         <w:spacing w:lineRule="auto" w:line="360"/>
-        <w:ind w:firstLine="709" w:end="0"/>
+        <w:ind w:firstLine="709" w:right="0"/>
         <w:jc w:val="both"/>
         <w:rPr>
           <w:sz w:val="28"/>
@@ -2247,25 +2263,25 @@
       <w:pPr>
         <w:pStyle w:val="Normal"/>
         <w:spacing w:lineRule="auto" w:line="360"/>
-        <w:ind w:hanging="0" w:start="0" w:end="0"/>
-        <w:jc w:val="both"/>
-        <w:rPr>
-          <w:sz w:val="28"/>
-          <w:szCs w:val="28"/>
-        </w:rPr>
-      </w:pPr>
-      <w:r>
-        <w:rPr>
-          <w:sz w:val="28"/>
-          <w:szCs w:val="28"/>
-        </w:rPr>
-      </w:r>
-    </w:p>
-    <w:p>
-      <w:pPr>
-        <w:pStyle w:val="Normal"/>
-        <w:spacing w:lineRule="auto" w:line="360"/>
-        <w:ind w:hanging="0" w:start="0" w:end="0"/>
+        <w:ind w:hanging="0" w:left="0" w:right="0"/>
+        <w:jc w:val="both"/>
+        <w:rPr>
+          <w:sz w:val="28"/>
+          <w:szCs w:val="28"/>
+        </w:rPr>
+      </w:pPr>
+      <w:r>
+        <w:rPr>
+          <w:sz w:val="28"/>
+          <w:szCs w:val="28"/>
+        </w:rPr>
+      </w:r>
+    </w:p>
+    <w:p>
+      <w:pPr>
+        <w:pStyle w:val="Normal"/>
+        <w:spacing w:lineRule="auto" w:line="360"/>
+        <w:ind w:hanging="0" w:left="0" w:right="0"/>
         <w:jc w:val="both"/>
         <w:rPr>
           <w:sz w:val="28"/>
@@ -2284,7 +2300,7 @@
       <w:pPr>
         <w:pStyle w:val="Normal"/>
         <w:spacing w:lineRule="auto" w:line="360"/>
-        <w:ind w:firstLine="709" w:end="0"/>
+        <w:ind w:firstLine="709" w:right="0"/>
         <w:jc w:val="both"/>
         <w:rPr>
           <w:b/>
@@ -2305,7 +2321,7 @@
       <w:pPr>
         <w:pStyle w:val="Normal"/>
         <w:spacing w:lineRule="auto" w:line="360"/>
-        <w:ind w:firstLine="709" w:end="0"/>
+        <w:ind w:firstLine="709" w:right="0"/>
         <w:jc w:val="both"/>
         <w:rPr>
           <w:i/>
@@ -2326,7 +2342,7 @@
       <w:pPr>
         <w:pStyle w:val="Normal"/>
         <w:spacing w:lineRule="auto" w:line="360"/>
-        <w:ind w:firstLine="709" w:end="0"/>
+        <w:ind w:firstLine="709" w:right="0"/>
         <w:jc w:val="both"/>
         <w:rPr>
           <w:sz w:val="28"/>
@@ -2345,25 +2361,25 @@
       <w:pPr>
         <w:pStyle w:val="Normal"/>
         <w:spacing w:lineRule="auto" w:line="360"/>
-        <w:ind w:hanging="0" w:start="0" w:end="0"/>
-        <w:jc w:val="both"/>
-        <w:rPr>
-          <w:sz w:val="28"/>
-          <w:szCs w:val="28"/>
-        </w:rPr>
-      </w:pPr>
-      <w:r>
-        <w:rPr>
-          <w:sz w:val="28"/>
-          <w:szCs w:val="28"/>
-        </w:rPr>
-      </w:r>
-    </w:p>
-    <w:p>
-      <w:pPr>
-        <w:pStyle w:val="Normal"/>
-        <w:spacing w:lineRule="auto" w:line="360"/>
-        <w:ind w:hanging="0" w:start="0" w:end="0"/>
+        <w:ind w:hanging="0" w:left="0" w:right="0"/>
+        <w:jc w:val="both"/>
+        <w:rPr>
+          <w:sz w:val="28"/>
+          <w:szCs w:val="28"/>
+        </w:rPr>
+      </w:pPr>
+      <w:r>
+        <w:rPr>
+          <w:sz w:val="28"/>
+          <w:szCs w:val="28"/>
+        </w:rPr>
+      </w:r>
+    </w:p>
+    <w:p>
+      <w:pPr>
+        <w:pStyle w:val="Normal"/>
+        <w:spacing w:lineRule="auto" w:line="360"/>
+        <w:ind w:hanging="0" w:left="0" w:right="0"/>
         <w:jc w:val="both"/>
         <w:rPr>
           <w:sz w:val="28"/>
@@ -2382,7 +2398,7 @@
       <w:pPr>
         <w:pStyle w:val="Normal"/>
         <w:spacing w:lineRule="auto" w:line="360"/>
-        <w:ind w:firstLine="709" w:end="0"/>
+        <w:ind w:firstLine="709" w:right="0"/>
         <w:jc w:val="both"/>
         <w:rPr>
           <w:b/>
@@ -2403,7 +2419,7 @@
       <w:pPr>
         <w:pStyle w:val="Normal"/>
         <w:spacing w:lineRule="auto" w:line="360"/>
-        <w:ind w:firstLine="709" w:end="0"/>
+        <w:ind w:firstLine="709" w:right="0"/>
         <w:jc w:val="both"/>
         <w:rPr>
           <w:i/>
@@ -2424,40 +2440,26 @@
       <w:pPr>
         <w:pStyle w:val="Normal"/>
         <w:spacing w:lineRule="auto" w:line="360"/>
-        <w:ind w:firstLine="709" w:end="0"/>
-        <w:jc w:val="both"/>
-        <w:rPr>
-          <w:sz w:val="28"/>
-          <w:szCs w:val="28"/>
-        </w:rPr>
-      </w:pPr>
-      <w:r>
-        <w:rPr>
-          <w:sz w:val="28"/>
-          <w:szCs w:val="28"/>
-        </w:rPr>
-        <w:t>Я не большой сторонник термин</w:t>
-      </w:r>
-      <w:r>
-        <w:rPr>
-          <w:sz w:val="28"/>
-          <w:szCs w:val="28"/>
-        </w:rPr>
-        <w:t>а</w:t>
-      </w:r>
-      <w:r>
-        <w:rPr>
-          <w:sz w:val="28"/>
-          <w:szCs w:val="28"/>
-        </w:rPr>
-        <w:t xml:space="preserve"> «код», потому что нахожу его слишком биологизаторским. Дескать, у нас это в крови, и мы можем расслабиться и ничего не делать – все равно этот код будет передаваться, как передается некий вирус или генетическое заболевание. Для того чтобы что-то передавалось, необходима огромная систематическая работа. Необходима воля и желание быть русскими. И если эта воля и пассионарность, выражаясь словами Льва Гумилева, есть, то есть и воспроизведение традиции. </w:t>
-      </w:r>
-    </w:p>
-    <w:p>
-      <w:pPr>
-        <w:pStyle w:val="Normal"/>
-        <w:spacing w:lineRule="auto" w:line="360"/>
-        <w:ind w:firstLine="709" w:end="0"/>
+        <w:ind w:firstLine="709" w:right="0"/>
+        <w:jc w:val="both"/>
+        <w:rPr>
+          <w:sz w:val="28"/>
+          <w:szCs w:val="28"/>
+        </w:rPr>
+      </w:pPr>
+      <w:r>
+        <w:rPr>
+          <w:sz w:val="28"/>
+          <w:szCs w:val="28"/>
+        </w:rPr>
+        <w:t xml:space="preserve">Я не большой сторонник термина «код», потому что нахожу его слишком биологизаторским. Дескать, у нас это в крови, и мы можем расслабиться и ничего не делать – все равно этот код будет передаваться, как передается некий вирус или генетическое заболевание. Для того чтобы что-то передавалось, необходима огромная систематическая работа. Необходима воля и желание быть русскими. И если эта воля и пассионарность, выражаясь словами Льва Гумилева, есть, то есть и воспроизведение традиции. </w:t>
+      </w:r>
+    </w:p>
+    <w:p>
+      <w:pPr>
+        <w:pStyle w:val="Normal"/>
+        <w:spacing w:lineRule="auto" w:line="360"/>
+        <w:ind w:firstLine="709" w:right="0"/>
         <w:jc w:val="both"/>
         <w:rPr>
           <w:sz w:val="28"/>
@@ -2476,25 +2478,25 @@
       <w:pPr>
         <w:pStyle w:val="Normal"/>
         <w:spacing w:lineRule="auto" w:line="360"/>
-        <w:ind w:hanging="0" w:start="0" w:end="0"/>
-        <w:jc w:val="both"/>
-        <w:rPr>
-          <w:sz w:val="28"/>
-          <w:szCs w:val="28"/>
-        </w:rPr>
-      </w:pPr>
-      <w:r>
-        <w:rPr>
-          <w:sz w:val="28"/>
-          <w:szCs w:val="28"/>
-        </w:rPr>
-      </w:r>
-    </w:p>
-    <w:p>
-      <w:pPr>
-        <w:pStyle w:val="Normal"/>
-        <w:spacing w:lineRule="auto" w:line="360"/>
-        <w:ind w:hanging="0" w:start="0" w:end="0"/>
+        <w:ind w:hanging="0" w:left="0" w:right="0"/>
+        <w:jc w:val="both"/>
+        <w:rPr>
+          <w:sz w:val="28"/>
+          <w:szCs w:val="28"/>
+        </w:rPr>
+      </w:pPr>
+      <w:r>
+        <w:rPr>
+          <w:sz w:val="28"/>
+          <w:szCs w:val="28"/>
+        </w:rPr>
+      </w:r>
+    </w:p>
+    <w:p>
+      <w:pPr>
+        <w:pStyle w:val="Normal"/>
+        <w:spacing w:lineRule="auto" w:line="360"/>
+        <w:ind w:hanging="0" w:left="0" w:right="0"/>
         <w:jc w:val="both"/>
         <w:rPr>
           <w:sz w:val="28"/>
@@ -2513,7 +2515,7 @@
       <w:pPr>
         <w:pStyle w:val="Normal"/>
         <w:spacing w:lineRule="auto" w:line="360"/>
-        <w:ind w:firstLine="709" w:end="0"/>
+        <w:ind w:firstLine="709" w:right="0"/>
         <w:jc w:val="both"/>
         <w:rPr>
           <w:b/>
@@ -2534,7 +2536,7 @@
       <w:pPr>
         <w:pStyle w:val="Normal"/>
         <w:spacing w:lineRule="auto" w:line="360"/>
-        <w:ind w:firstLine="709" w:end="0"/>
+        <w:ind w:firstLine="709" w:right="0"/>
         <w:jc w:val="both"/>
         <w:rPr>
           <w:i/>
@@ -2555,7 +2557,7 @@
       <w:pPr>
         <w:pStyle w:val="Normal"/>
         <w:spacing w:lineRule="auto" w:line="360"/>
-        <w:ind w:firstLine="709" w:end="0"/>
+        <w:ind w:firstLine="709" w:right="0"/>
         <w:jc w:val="both"/>
         <w:rPr>
           <w:sz w:val="28"/>
@@ -2574,25 +2576,25 @@
       <w:pPr>
         <w:pStyle w:val="Normal"/>
         <w:spacing w:lineRule="auto" w:line="360"/>
-        <w:ind w:hanging="0" w:start="0" w:end="0"/>
-        <w:jc w:val="both"/>
-        <w:rPr>
-          <w:sz w:val="28"/>
-          <w:szCs w:val="28"/>
-        </w:rPr>
-      </w:pPr>
-      <w:r>
-        <w:rPr>
-          <w:sz w:val="28"/>
-          <w:szCs w:val="28"/>
-        </w:rPr>
-      </w:r>
-    </w:p>
-    <w:p>
-      <w:pPr>
-        <w:pStyle w:val="Normal"/>
-        <w:spacing w:lineRule="auto" w:line="360"/>
-        <w:ind w:hanging="0" w:start="0" w:end="0"/>
+        <w:ind w:hanging="0" w:left="0" w:right="0"/>
+        <w:jc w:val="both"/>
+        <w:rPr>
+          <w:sz w:val="28"/>
+          <w:szCs w:val="28"/>
+        </w:rPr>
+      </w:pPr>
+      <w:r>
+        <w:rPr>
+          <w:sz w:val="28"/>
+          <w:szCs w:val="28"/>
+        </w:rPr>
+      </w:r>
+    </w:p>
+    <w:p>
+      <w:pPr>
+        <w:pStyle w:val="Normal"/>
+        <w:spacing w:lineRule="auto" w:line="360"/>
+        <w:ind w:hanging="0" w:left="0" w:right="0"/>
         <w:jc w:val="both"/>
         <w:rPr>
           <w:sz w:val="28"/>
@@ -2611,7 +2613,7 @@
       <w:pPr>
         <w:pStyle w:val="Normal"/>
         <w:spacing w:lineRule="auto" w:line="360"/>
-        <w:ind w:firstLine="709" w:end="0"/>
+        <w:ind w:firstLine="709" w:right="0"/>
         <w:jc w:val="both"/>
         <w:rPr>
           <w:b/>
@@ -2632,7 +2634,7 @@
       <w:pPr>
         <w:pStyle w:val="Normal"/>
         <w:spacing w:lineRule="auto" w:line="360"/>
-        <w:ind w:firstLine="709" w:end="0"/>
+        <w:ind w:firstLine="709" w:right="0"/>
         <w:jc w:val="both"/>
         <w:rPr>
           <w:i/>
@@ -2662,7 +2664,7 @@
       <w:pPr>
         <w:pStyle w:val="Normal"/>
         <w:spacing w:lineRule="auto" w:line="360"/>
-        <w:ind w:firstLine="709" w:end="0"/>
+        <w:ind w:firstLine="709" w:right="0"/>
         <w:jc w:val="both"/>
         <w:rPr>
           <w:sz w:val="28"/>
@@ -2682,7 +2684,7 @@
       <w:pPr>
         <w:pStyle w:val="Normal"/>
         <w:spacing w:lineRule="auto" w:line="360"/>
-        <w:ind w:firstLine="709" w:end="0"/>
+        <w:ind w:firstLine="709" w:right="0"/>
         <w:jc w:val="both"/>
         <w:rPr>
           <w:sz w:val="28"/>
@@ -2701,25 +2703,25 @@
       <w:pPr>
         <w:pStyle w:val="Normal"/>
         <w:spacing w:lineRule="auto" w:line="360"/>
-        <w:ind w:hanging="0" w:start="0" w:end="0"/>
-        <w:jc w:val="both"/>
-        <w:rPr>
-          <w:sz w:val="28"/>
-          <w:szCs w:val="28"/>
-        </w:rPr>
-      </w:pPr>
-      <w:r>
-        <w:rPr>
-          <w:sz w:val="28"/>
-          <w:szCs w:val="28"/>
-        </w:rPr>
-      </w:r>
-    </w:p>
-    <w:p>
-      <w:pPr>
-        <w:pStyle w:val="Normal"/>
-        <w:spacing w:lineRule="auto" w:line="360"/>
-        <w:ind w:hanging="0" w:start="0" w:end="0"/>
+        <w:ind w:hanging="0" w:left="0" w:right="0"/>
+        <w:jc w:val="both"/>
+        <w:rPr>
+          <w:sz w:val="28"/>
+          <w:szCs w:val="28"/>
+        </w:rPr>
+      </w:pPr>
+      <w:r>
+        <w:rPr>
+          <w:sz w:val="28"/>
+          <w:szCs w:val="28"/>
+        </w:rPr>
+      </w:r>
+    </w:p>
+    <w:p>
+      <w:pPr>
+        <w:pStyle w:val="Normal"/>
+        <w:spacing w:lineRule="auto" w:line="360"/>
+        <w:ind w:hanging="0" w:left="0" w:right="0"/>
         <w:jc w:val="both"/>
         <w:rPr>
           <w:sz w:val="28"/>
@@ -2738,7 +2740,7 @@
       <w:pPr>
         <w:pStyle w:val="Normal"/>
         <w:spacing w:lineRule="auto" w:line="360"/>
-        <w:ind w:firstLine="709" w:end="0"/>
+        <w:ind w:firstLine="709" w:right="0"/>
         <w:jc w:val="both"/>
         <w:rPr>
           <w:b/>
@@ -2759,7 +2761,7 @@
       <w:pPr>
         <w:pStyle w:val="Normal"/>
         <w:spacing w:lineRule="auto" w:line="360"/>
-        <w:ind w:firstLine="709" w:end="0"/>
+        <w:ind w:firstLine="709" w:right="0"/>
         <w:jc w:val="both"/>
         <w:rPr>
           <w:i/>
@@ -2780,7 +2782,7 @@
       <w:pPr>
         <w:pStyle w:val="Normal"/>
         <w:spacing w:lineRule="auto" w:line="360"/>
-        <w:ind w:firstLine="709" w:end="0"/>
+        <w:ind w:firstLine="709" w:right="0"/>
         <w:jc w:val="both"/>
         <w:rPr>
           <w:sz w:val="28"/>
@@ -2799,7 +2801,7 @@
       <w:pPr>
         <w:pStyle w:val="Normal"/>
         <w:spacing w:lineRule="auto" w:line="360"/>
-        <w:ind w:hanging="0" w:start="0" w:end="0"/>
+        <w:ind w:hanging="0" w:left="0" w:right="0"/>
         <w:jc w:val="both"/>
         <w:rPr>
           <w:color w:val="FF0000"/>
@@ -2819,7 +2821,7 @@
       <w:pPr>
         <w:pStyle w:val="Normal"/>
         <w:spacing w:lineRule="auto" w:line="360"/>
-        <w:ind w:hanging="0" w:start="0" w:end="0"/>
+        <w:ind w:hanging="0" w:left="0" w:right="0"/>
         <w:jc w:val="both"/>
         <w:rPr>
           <w:color w:val="FF0000"/>
@@ -2840,7 +2842,7 @@
       <w:pPr>
         <w:pStyle w:val="Normal"/>
         <w:spacing w:lineRule="auto" w:line="360"/>
-        <w:ind w:firstLine="709" w:end="0"/>
+        <w:ind w:firstLine="709" w:right="0"/>
         <w:jc w:val="both"/>
         <w:rPr>
           <w:b/>
@@ -2861,7 +2863,7 @@
       <w:pPr>
         <w:pStyle w:val="Normal"/>
         <w:spacing w:lineRule="auto" w:line="360"/>
-        <w:ind w:firstLine="709" w:end="0"/>
+        <w:ind w:firstLine="709" w:right="0"/>
         <w:jc w:val="both"/>
         <w:rPr>
           <w:i/>
@@ -2882,7 +2884,7 @@
       <w:pPr>
         <w:pStyle w:val="Normal"/>
         <w:spacing w:lineRule="auto" w:line="360"/>
-        <w:ind w:firstLine="709" w:end="0"/>
+        <w:ind w:firstLine="709" w:right="0"/>
         <w:jc w:val="both"/>
         <w:rPr>
           <w:sz w:val="28"/>
@@ -2901,7 +2903,7 @@
       <w:pPr>
         <w:pStyle w:val="Normal"/>
         <w:spacing w:lineRule="auto" w:line="360"/>
-        <w:ind w:hanging="0" w:start="0" w:end="0"/>
+        <w:ind w:hanging="0" w:left="0" w:right="0"/>
         <w:jc w:val="both"/>
         <w:rPr>
           <w:color w:val="FF0000"/>
@@ -2921,7 +2923,7 @@
       <w:pPr>
         <w:pStyle w:val="Normal"/>
         <w:spacing w:lineRule="auto" w:line="360"/>
-        <w:ind w:hanging="0" w:start="0" w:end="0"/>
+        <w:ind w:hanging="0" w:left="0" w:right="0"/>
         <w:jc w:val="both"/>
         <w:rPr>
           <w:color w:val="FF0000"/>
@@ -2942,7 +2944,7 @@
       <w:pPr>
         <w:pStyle w:val="Normal"/>
         <w:spacing w:lineRule="auto" w:line="360"/>
-        <w:ind w:firstLine="709" w:end="0"/>
+        <w:ind w:firstLine="709" w:right="0"/>
         <w:jc w:val="both"/>
         <w:rPr>
           <w:b/>
@@ -2977,7 +2979,7 @@
       <w:pPr>
         <w:pStyle w:val="Normal"/>
         <w:spacing w:lineRule="auto" w:line="360"/>
-        <w:ind w:firstLine="709" w:end="0"/>
+        <w:ind w:firstLine="709" w:right="0"/>
         <w:jc w:val="both"/>
         <w:rPr>
           <w:i/>
@@ -2998,7 +3000,7 @@
       <w:pPr>
         <w:pStyle w:val="Normal"/>
         <w:spacing w:lineRule="auto" w:line="360"/>
-        <w:ind w:firstLine="709" w:end="0"/>
+        <w:ind w:firstLine="709" w:right="0"/>
         <w:jc w:val="both"/>
         <w:rPr>
           <w:sz w:val="28"/>
@@ -3017,7 +3019,7 @@
       <w:pPr>
         <w:pStyle w:val="Normal"/>
         <w:spacing w:lineRule="auto" w:line="360"/>
-        <w:ind w:hanging="0" w:start="0" w:end="0"/>
+        <w:ind w:hanging="0" w:left="0" w:right="0"/>
         <w:jc w:val="both"/>
         <w:rPr>
           <w:color w:val="FF0000"/>
@@ -3037,7 +3039,7 @@
       <w:pPr>
         <w:pStyle w:val="Normal"/>
         <w:spacing w:lineRule="auto" w:line="360"/>
-        <w:ind w:hanging="0" w:start="0" w:end="0"/>
+        <w:ind w:hanging="0" w:left="0" w:right="0"/>
         <w:jc w:val="both"/>
         <w:rPr>
           <w:color w:val="FF0000"/>
@@ -3058,7 +3060,7 @@
       <w:pPr>
         <w:pStyle w:val="Normal"/>
         <w:spacing w:lineRule="auto" w:line="360"/>
-        <w:ind w:firstLine="709" w:end="0"/>
+        <w:ind w:firstLine="709" w:right="0"/>
         <w:jc w:val="both"/>
         <w:rPr>
           <w:b/>
@@ -3079,7 +3081,7 @@
       <w:pPr>
         <w:pStyle w:val="Normal"/>
         <w:spacing w:lineRule="auto" w:line="360"/>
-        <w:ind w:firstLine="709" w:end="0"/>
+        <w:ind w:firstLine="709" w:right="0"/>
         <w:jc w:val="both"/>
         <w:rPr>
           <w:i/>
@@ -3100,7 +3102,7 @@
       <w:pPr>
         <w:pStyle w:val="Normal"/>
         <w:spacing w:lineRule="auto" w:line="360"/>
-        <w:ind w:firstLine="709" w:end="0"/>
+        <w:ind w:firstLine="709" w:right="0"/>
         <w:jc w:val="both"/>
         <w:rPr>
           <w:sz w:val="28"/>
@@ -3119,7 +3121,7 @@
       <w:pPr>
         <w:pStyle w:val="Normal"/>
         <w:spacing w:lineRule="auto" w:line="360"/>
-        <w:ind w:firstLine="709" w:end="0"/>
+        <w:ind w:firstLine="709" w:right="0"/>
         <w:jc w:val="both"/>
         <w:rPr>
           <w:sz w:val="28"/>
@@ -3138,25 +3140,25 @@
       <w:pPr>
         <w:pStyle w:val="Normal"/>
         <w:spacing w:lineRule="auto" w:line="360"/>
-        <w:ind w:hanging="0" w:start="0" w:end="0"/>
-        <w:jc w:val="both"/>
-        <w:rPr>
-          <w:sz w:val="28"/>
-          <w:szCs w:val="28"/>
-        </w:rPr>
-      </w:pPr>
-      <w:r>
-        <w:rPr>
-          <w:sz w:val="28"/>
-          <w:szCs w:val="28"/>
-        </w:rPr>
-      </w:r>
-    </w:p>
-    <w:p>
-      <w:pPr>
-        <w:pStyle w:val="Normal"/>
-        <w:spacing w:lineRule="auto" w:line="360"/>
-        <w:ind w:hanging="0" w:start="0" w:end="0"/>
+        <w:ind w:hanging="0" w:left="0" w:right="0"/>
+        <w:jc w:val="both"/>
+        <w:rPr>
+          <w:sz w:val="28"/>
+          <w:szCs w:val="28"/>
+        </w:rPr>
+      </w:pPr>
+      <w:r>
+        <w:rPr>
+          <w:sz w:val="28"/>
+          <w:szCs w:val="28"/>
+        </w:rPr>
+      </w:r>
+    </w:p>
+    <w:p>
+      <w:pPr>
+        <w:pStyle w:val="Normal"/>
+        <w:spacing w:lineRule="auto" w:line="360"/>
+        <w:ind w:hanging="0" w:left="0" w:right="0"/>
         <w:jc w:val="both"/>
         <w:rPr>
           <w:sz w:val="28"/>
@@ -3175,7 +3177,7 @@
       <w:pPr>
         <w:pStyle w:val="Normal"/>
         <w:spacing w:lineRule="auto" w:line="360"/>
-        <w:ind w:firstLine="709" w:end="0"/>
+        <w:ind w:firstLine="709" w:right="0"/>
         <w:jc w:val="both"/>
         <w:rPr>
           <w:b/>
@@ -3196,7 +3198,7 @@
       <w:pPr>
         <w:pStyle w:val="Normal"/>
         <w:spacing w:lineRule="auto" w:line="360"/>
-        <w:ind w:firstLine="709" w:end="0"/>
+        <w:ind w:firstLine="709" w:right="0"/>
         <w:jc w:val="both"/>
         <w:rPr>
           <w:i/>
@@ -3217,7 +3219,7 @@
       <w:pPr>
         <w:pStyle w:val="Normal"/>
         <w:spacing w:lineRule="auto" w:line="360"/>
-        <w:ind w:firstLine="709" w:end="0"/>
+        <w:ind w:firstLine="709" w:right="0"/>
         <w:jc w:val="both"/>
         <w:rPr>
           <w:sz w:val="28"/>
@@ -3236,7 +3238,7 @@
       <w:pPr>
         <w:pStyle w:val="Normal"/>
         <w:spacing w:lineRule="auto" w:line="360"/>
-        <w:ind w:firstLine="709" w:end="0"/>
+        <w:ind w:firstLine="709" w:right="0"/>
         <w:jc w:val="both"/>
         <w:rPr>
           <w:sz w:val="28"/>
@@ -3255,7 +3257,7 @@
       <w:pPr>
         <w:pStyle w:val="Normal"/>
         <w:spacing w:lineRule="auto" w:line="360"/>
-        <w:ind w:firstLine="709" w:end="0"/>
+        <w:ind w:firstLine="709" w:right="0"/>
         <w:jc w:val="both"/>
         <w:rPr>
           <w:sz w:val="28"/>
@@ -3274,7 +3276,7 @@
       <w:pPr>
         <w:pStyle w:val="Normal"/>
         <w:spacing w:lineRule="auto" w:line="360"/>
-        <w:ind w:firstLine="709" w:end="0"/>
+        <w:ind w:firstLine="709" w:right="0"/>
         <w:jc w:val="both"/>
         <w:rPr>
           <w:sz w:val="28"/>
@@ -3293,7 +3295,7 @@
       <w:pPr>
         <w:pStyle w:val="Normal"/>
         <w:spacing w:lineRule="auto" w:line="360"/>
-        <w:ind w:hanging="0" w:start="0" w:end="0"/>
+        <w:ind w:hanging="0" w:left="0" w:right="0"/>
         <w:jc w:val="both"/>
         <w:rPr>
           <w:color w:val="FF0000"/>
@@ -3313,7 +3315,7 @@
       <w:pPr>
         <w:pStyle w:val="Normal"/>
         <w:spacing w:lineRule="auto" w:line="360"/>
-        <w:ind w:hanging="0" w:start="0" w:end="0"/>
+        <w:ind w:hanging="0" w:left="0" w:right="0"/>
         <w:jc w:val="both"/>
         <w:rPr>
           <w:color w:val="FF0000"/>
@@ -3334,7 +3336,7 @@
       <w:pPr>
         <w:pStyle w:val="Normal"/>
         <w:spacing w:lineRule="auto" w:line="360"/>
-        <w:ind w:firstLine="709" w:end="0"/>
+        <w:ind w:firstLine="709" w:right="0"/>
         <w:jc w:val="both"/>
         <w:rPr>
           <w:b/>
@@ -3355,7 +3357,7 @@
       <w:pPr>
         <w:pStyle w:val="Normal"/>
         <w:spacing w:lineRule="auto" w:line="360"/>
-        <w:ind w:firstLine="709" w:end="0"/>
+        <w:ind w:firstLine="709" w:right="0"/>
         <w:jc w:val="both"/>
         <w:rPr>
           <w:i/>
@@ -3376,7 +3378,7 @@
       <w:pPr>
         <w:pStyle w:val="Normal"/>
         <w:spacing w:lineRule="auto" w:line="360"/>
-        <w:ind w:firstLine="709" w:end="0"/>
+        <w:ind w:firstLine="709" w:right="0"/>
         <w:jc w:val="both"/>
         <w:rPr>
           <w:sz w:val="28"/>
@@ -3395,7 +3397,7 @@
       <w:pPr>
         <w:pStyle w:val="Normal"/>
         <w:spacing w:lineRule="auto" w:line="360"/>
-        <w:ind w:firstLine="709" w:end="0"/>
+        <w:ind w:firstLine="709" w:right="0"/>
         <w:jc w:val="both"/>
         <w:rPr>
           <w:sz w:val="28"/>
@@ -3414,7 +3416,7 @@
       <w:pPr>
         <w:pStyle w:val="Normal"/>
         <w:spacing w:lineRule="auto" w:line="360"/>
-        <w:ind w:firstLine="709" w:end="0"/>
+        <w:ind w:firstLine="709" w:right="0"/>
         <w:jc w:val="both"/>
         <w:rPr>
           <w:sz w:val="28"/>
@@ -3433,7 +3435,7 @@
       <w:pPr>
         <w:pStyle w:val="Normal"/>
         <w:spacing w:lineRule="auto" w:line="360"/>
-        <w:ind w:firstLine="709" w:end="0"/>
+        <w:ind w:firstLine="709" w:right="0"/>
         <w:jc w:val="both"/>
         <w:rPr>
           <w:sz w:val="28"/>
@@ -3452,7 +3454,7 @@
       <w:pPr>
         <w:pStyle w:val="Normal"/>
         <w:spacing w:lineRule="auto" w:line="360"/>
-        <w:ind w:hanging="0" w:start="0" w:end="0"/>
+        <w:ind w:hanging="0" w:left="0" w:right="0"/>
         <w:jc w:val="both"/>
         <w:rPr>
           <w:color w:val="FF0000"/>
@@ -3472,7 +3474,7 @@
       <w:pPr>
         <w:pStyle w:val="Normal"/>
         <w:spacing w:lineRule="auto" w:line="360"/>
-        <w:ind w:hanging="0" w:start="0" w:end="0"/>
+        <w:ind w:hanging="0" w:left="0" w:right="0"/>
         <w:jc w:val="both"/>
         <w:rPr>
           <w:color w:val="FF0000"/>
@@ -3493,7 +3495,7 @@
       <w:pPr>
         <w:pStyle w:val="Normal"/>
         <w:spacing w:lineRule="auto" w:line="360"/>
-        <w:ind w:firstLine="709" w:end="0"/>
+        <w:ind w:firstLine="709" w:right="0"/>
         <w:jc w:val="both"/>
         <w:rPr>
           <w:b/>
@@ -3514,7 +3516,7 @@
       <w:pPr>
         <w:pStyle w:val="Normal"/>
         <w:spacing w:lineRule="auto" w:line="360"/>
-        <w:ind w:firstLine="709" w:end="0"/>
+        <w:ind w:firstLine="709" w:right="0"/>
         <w:jc w:val="both"/>
         <w:rPr>
           <w:i/>
@@ -3535,7 +3537,7 @@
       <w:pPr>
         <w:pStyle w:val="Normal"/>
         <w:spacing w:lineRule="auto" w:line="360"/>
-        <w:ind w:firstLine="709" w:end="0"/>
+        <w:ind w:firstLine="709" w:right="0"/>
         <w:jc w:val="both"/>
         <w:rPr>
           <w:sz w:val="28"/>
@@ -3554,7 +3556,7 @@
       <w:pPr>
         <w:pStyle w:val="Normal"/>
         <w:spacing w:lineRule="auto" w:line="360"/>
-        <w:ind w:firstLine="709" w:end="0"/>
+        <w:ind w:firstLine="709" w:right="0"/>
         <w:jc w:val="both"/>
         <w:rPr>
           <w:sz w:val="28"/>
@@ -3573,7 +3575,7 @@
       <w:pPr>
         <w:pStyle w:val="Normal"/>
         <w:spacing w:lineRule="auto" w:line="360"/>
-        <w:ind w:firstLine="709" w:end="0"/>
+        <w:ind w:firstLine="709" w:right="0"/>
         <w:jc w:val="both"/>
         <w:rPr>
           <w:sz w:val="28"/>
@@ -3592,7 +3594,7 @@
       <w:pPr>
         <w:pStyle w:val="Normal"/>
         <w:spacing w:lineRule="auto" w:line="360"/>
-        <w:ind w:hanging="0" w:start="0" w:end="0"/>
+        <w:ind w:hanging="0" w:left="0" w:right="0"/>
         <w:jc w:val="both"/>
         <w:rPr>
           <w:color w:val="FF0000"/>
@@ -3612,7 +3614,7 @@
       <w:pPr>
         <w:pStyle w:val="Normal"/>
         <w:spacing w:lineRule="auto" w:line="360"/>
-        <w:ind w:hanging="0" w:start="0" w:end="0"/>
+        <w:ind w:hanging="0" w:left="0" w:right="0"/>
         <w:jc w:val="both"/>
         <w:rPr>
           <w:color w:val="FF0000"/>
@@ -3633,7 +3635,7 @@
       <w:pPr>
         <w:pStyle w:val="Normal"/>
         <w:spacing w:lineRule="auto" w:line="360"/>
-        <w:ind w:firstLine="709" w:end="0"/>
+        <w:ind w:firstLine="709" w:right="0"/>
         <w:jc w:val="both"/>
         <w:rPr>
           <w:b/>
@@ -3654,7 +3656,7 @@
       <w:pPr>
         <w:pStyle w:val="Normal"/>
         <w:spacing w:lineRule="auto" w:line="360"/>
-        <w:ind w:firstLine="709" w:end="0"/>
+        <w:ind w:firstLine="709" w:right="0"/>
         <w:jc w:val="both"/>
         <w:rPr>
           <w:i/>
@@ -3675,7 +3677,7 @@
       <w:pPr>
         <w:pStyle w:val="Normal"/>
         <w:spacing w:lineRule="auto" w:line="360"/>
-        <w:ind w:firstLine="709" w:end="0"/>
+        <w:ind w:firstLine="709" w:right="0"/>
         <w:jc w:val="both"/>
         <w:rPr>
           <w:sz w:val="28"/>
@@ -3694,7 +3696,7 @@
       <w:pPr>
         <w:pStyle w:val="Normal"/>
         <w:spacing w:lineRule="auto" w:line="360"/>
-        <w:ind w:hanging="0" w:start="0" w:end="0"/>
+        <w:ind w:hanging="0" w:left="0" w:right="0"/>
         <w:jc w:val="both"/>
         <w:rPr>
           <w:color w:val="FF0000"/>
@@ -3714,7 +3716,7 @@
       <w:pPr>
         <w:pStyle w:val="Normal"/>
         <w:spacing w:lineRule="auto" w:line="360"/>
-        <w:ind w:hanging="0" w:start="0" w:end="0"/>
+        <w:ind w:hanging="0" w:left="0" w:right="0"/>
         <w:jc w:val="both"/>
         <w:rPr>
           <w:color w:val="FF0000"/>
@@ -3735,7 +3737,7 @@
       <w:pPr>
         <w:pStyle w:val="Normal"/>
         <w:spacing w:lineRule="auto" w:line="360"/>
-        <w:ind w:firstLine="709" w:end="0"/>
+        <w:ind w:firstLine="709" w:right="0"/>
         <w:jc w:val="both"/>
         <w:rPr>
           <w:b/>
@@ -3756,7 +3758,7 @@
       <w:pPr>
         <w:pStyle w:val="Normal"/>
         <w:spacing w:lineRule="auto" w:line="360"/>
-        <w:ind w:firstLine="709" w:end="0"/>
+        <w:ind w:firstLine="709" w:right="0"/>
         <w:jc w:val="both"/>
         <w:rPr>
           <w:i/>
@@ -3786,7 +3788,7 @@
       <w:pPr>
         <w:pStyle w:val="Normal"/>
         <w:spacing w:lineRule="auto" w:line="360"/>
-        <w:ind w:firstLine="709" w:end="0"/>
+        <w:ind w:firstLine="709" w:right="0"/>
         <w:jc w:val="both"/>
         <w:rPr>
           <w:sz w:val="28"/>
@@ -3806,25 +3808,25 @@
       <w:pPr>
         <w:pStyle w:val="Normal"/>
         <w:spacing w:lineRule="auto" w:line="360"/>
-        <w:ind w:firstLine="709" w:end="0"/>
-        <w:jc w:val="both"/>
-        <w:rPr>
-          <w:sz w:val="28"/>
-          <w:szCs w:val="28"/>
-        </w:rPr>
-      </w:pPr>
-      <w:r>
-        <w:rPr>
-          <w:sz w:val="28"/>
-          <w:szCs w:val="28"/>
-        </w:rPr>
-      </w:r>
-    </w:p>
-    <w:p>
-      <w:pPr>
-        <w:pStyle w:val="Normal"/>
-        <w:spacing w:lineRule="auto" w:line="360"/>
-        <w:ind w:hanging="0" w:start="0" w:end="0"/>
+        <w:ind w:firstLine="709" w:right="0"/>
+        <w:jc w:val="both"/>
+        <w:rPr>
+          <w:sz w:val="28"/>
+          <w:szCs w:val="28"/>
+        </w:rPr>
+      </w:pPr>
+      <w:r>
+        <w:rPr>
+          <w:sz w:val="28"/>
+          <w:szCs w:val="28"/>
+        </w:rPr>
+      </w:r>
+    </w:p>
+    <w:p>
+      <w:pPr>
+        <w:pStyle w:val="Normal"/>
+        <w:spacing w:lineRule="auto" w:line="360"/>
+        <w:ind w:hanging="0" w:left="0" w:right="0"/>
         <w:jc w:val="both"/>
         <w:rPr>
           <w:b/>
@@ -3845,7 +3847,7 @@
       <w:pPr>
         <w:pStyle w:val="Normal"/>
         <w:spacing w:lineRule="auto" w:line="360"/>
-        <w:ind w:firstLine="709" w:end="0"/>
+        <w:ind w:firstLine="709" w:right="0"/>
         <w:jc w:val="both"/>
         <w:rPr>
           <w:b/>
@@ -3866,7 +3868,7 @@
       <w:pPr>
         <w:pStyle w:val="Normal"/>
         <w:spacing w:lineRule="auto" w:line="360"/>
-        <w:ind w:firstLine="709" w:end="0"/>
+        <w:ind w:firstLine="709" w:right="0"/>
         <w:jc w:val="both"/>
         <w:rPr>
           <w:i/>
@@ -3887,7 +3889,7 @@
       <w:pPr>
         <w:pStyle w:val="Normal"/>
         <w:spacing w:lineRule="auto" w:line="360"/>
-        <w:ind w:firstLine="709" w:end="0"/>
+        <w:ind w:firstLine="709" w:right="0"/>
         <w:jc w:val="both"/>
         <w:rPr>
           <w:sz w:val="28"/>
@@ -3906,25 +3908,25 @@
       <w:pPr>
         <w:pStyle w:val="Normal"/>
         <w:spacing w:lineRule="auto" w:line="360"/>
-        <w:ind w:hanging="0" w:start="0" w:end="0"/>
-        <w:jc w:val="both"/>
-        <w:rPr>
-          <w:sz w:val="28"/>
-          <w:szCs w:val="28"/>
-        </w:rPr>
-      </w:pPr>
-      <w:r>
-        <w:rPr>
-          <w:sz w:val="28"/>
-          <w:szCs w:val="28"/>
-        </w:rPr>
-      </w:r>
-    </w:p>
-    <w:p>
-      <w:pPr>
-        <w:pStyle w:val="Normal"/>
-        <w:spacing w:lineRule="auto" w:line="360"/>
-        <w:ind w:hanging="0" w:start="0" w:end="0"/>
+        <w:ind w:hanging="0" w:left="0" w:right="0"/>
+        <w:jc w:val="both"/>
+        <w:rPr>
+          <w:sz w:val="28"/>
+          <w:szCs w:val="28"/>
+        </w:rPr>
+      </w:pPr>
+      <w:r>
+        <w:rPr>
+          <w:sz w:val="28"/>
+          <w:szCs w:val="28"/>
+        </w:rPr>
+      </w:r>
+    </w:p>
+    <w:p>
+      <w:pPr>
+        <w:pStyle w:val="Normal"/>
+        <w:spacing w:lineRule="auto" w:line="360"/>
+        <w:ind w:hanging="0" w:left="0" w:right="0"/>
         <w:jc w:val="both"/>
         <w:rPr>
           <w:sz w:val="28"/>
@@ -3943,7 +3945,7 @@
       <w:pPr>
         <w:pStyle w:val="Normal"/>
         <w:spacing w:lineRule="auto" w:line="360"/>
-        <w:ind w:firstLine="709" w:end="0"/>
+        <w:ind w:firstLine="709" w:right="0"/>
         <w:jc w:val="both"/>
         <w:rPr>
           <w:b/>
@@ -3964,7 +3966,7 @@
       <w:pPr>
         <w:pStyle w:val="Normal"/>
         <w:spacing w:lineRule="auto" w:line="360"/>
-        <w:ind w:firstLine="709" w:end="0"/>
+        <w:ind w:firstLine="709" w:right="0"/>
         <w:jc w:val="both"/>
         <w:rPr>
           <w:i/>
@@ -3985,7 +3987,7 @@
       <w:pPr>
         <w:pStyle w:val="Normal"/>
         <w:spacing w:lineRule="auto" w:line="360"/>
-        <w:ind w:firstLine="709" w:end="0"/>
+        <w:ind w:firstLine="709" w:right="0"/>
         <w:jc w:val="both"/>
         <w:rPr>
           <w:sz w:val="28"/>
@@ -4004,7 +4006,7 @@
       <w:pPr>
         <w:pStyle w:val="Normal"/>
         <w:spacing w:lineRule="auto" w:line="360"/>
-        <w:ind w:firstLine="709" w:end="0"/>
+        <w:ind w:firstLine="709" w:right="0"/>
         <w:jc w:val="both"/>
         <w:rPr>
           <w:sz w:val="28"/>
@@ -4023,7 +4025,7 @@
       <w:pPr>
         <w:pStyle w:val="Normal"/>
         <w:spacing w:lineRule="auto" w:line="360"/>
-        <w:ind w:firstLine="709" w:end="0"/>
+        <w:ind w:firstLine="709" w:right="0"/>
         <w:jc w:val="both"/>
         <w:rPr>
           <w:sz w:val="28"/>
@@ -4042,7 +4044,7 @@
       <w:pPr>
         <w:pStyle w:val="Normal"/>
         <w:spacing w:lineRule="auto" w:line="360"/>
-        <w:ind w:hanging="0" w:start="0" w:end="0"/>
+        <w:ind w:hanging="0" w:left="0" w:right="0"/>
         <w:jc w:val="both"/>
         <w:rPr>
           <w:color w:val="FF0000"/>
@@ -4062,7 +4064,7 @@
       <w:pPr>
         <w:pStyle w:val="Normal"/>
         <w:spacing w:lineRule="auto" w:line="360"/>
-        <w:ind w:hanging="0" w:start="0" w:end="0"/>
+        <w:ind w:hanging="0" w:left="0" w:right="0"/>
         <w:jc w:val="both"/>
         <w:rPr>
           <w:color w:val="FF0000"/>
@@ -4083,7 +4085,7 @@
       <w:pPr>
         <w:pStyle w:val="Normal"/>
         <w:spacing w:lineRule="auto" w:line="360"/>
-        <w:ind w:firstLine="709" w:end="0"/>
+        <w:ind w:firstLine="709" w:right="0"/>
         <w:jc w:val="both"/>
         <w:rPr>
           <w:b/>
@@ -4104,36 +4106,28 @@
       <w:pPr>
         <w:pStyle w:val="Normal"/>
         <w:spacing w:lineRule="auto" w:line="360"/>
-        <w:ind w:firstLine="709" w:end="0"/>
-        <w:jc w:val="both"/>
-        <w:rPr>
-          <w:i/>
-          <w:sz w:val="28"/>
-          <w:szCs w:val="28"/>
-        </w:rPr>
-      </w:pPr>
-      <w:r>
-        <w:rPr>
-          <w:i/>
-          <w:sz w:val="28"/>
-          <w:szCs w:val="28"/>
-        </w:rPr>
-        <w:t>х</w:t>
-      </w:r>
-      <w:r>
-        <w:rPr>
-          <w:i/>
-          <w:sz w:val="28"/>
-          <w:szCs w:val="28"/>
-        </w:rPr>
-        <w:t xml:space="preserve">удожник, писатель, участник арт-группы «Синие носы» </w:t>
-      </w:r>
-    </w:p>
-    <w:p>
-      <w:pPr>
-        <w:pStyle w:val="Normal"/>
-        <w:spacing w:lineRule="auto" w:line="360"/>
-        <w:ind w:firstLine="709" w:end="0"/>
+        <w:ind w:firstLine="709" w:right="0"/>
+        <w:jc w:val="both"/>
+        <w:rPr>
+          <w:i/>
+          <w:sz w:val="28"/>
+          <w:szCs w:val="28"/>
+        </w:rPr>
+      </w:pPr>
+      <w:r>
+        <w:rPr>
+          <w:i/>
+          <w:sz w:val="28"/>
+          <w:szCs w:val="28"/>
+        </w:rPr>
+        <w:t xml:space="preserve">художник, писатель, участник арт-группы «Синие носы» </w:t>
+      </w:r>
+    </w:p>
+    <w:p>
+      <w:pPr>
+        <w:pStyle w:val="Normal"/>
+        <w:spacing w:lineRule="auto" w:line="360"/>
+        <w:ind w:firstLine="709" w:right="0"/>
         <w:jc w:val="both"/>
         <w:rPr>
           <w:sz w:val="28"/>
@@ -4152,7 +4146,7 @@
       <w:pPr>
         <w:pStyle w:val="Normal"/>
         <w:spacing w:lineRule="auto" w:line="360"/>
-        <w:ind w:firstLine="709" w:end="0"/>
+        <w:ind w:firstLine="709" w:right="0"/>
         <w:jc w:val="both"/>
         <w:rPr>
           <w:sz w:val="28"/>
@@ -4171,7 +4165,7 @@
       <w:pPr>
         <w:pStyle w:val="Normal"/>
         <w:spacing w:lineRule="auto" w:line="360"/>
-        <w:ind w:firstLine="709" w:end="0"/>
+        <w:ind w:firstLine="709" w:right="0"/>
         <w:jc w:val="both"/>
         <w:rPr>
           <w:sz w:val="28"/>
@@ -4190,7 +4184,7 @@
       <w:pPr>
         <w:pStyle w:val="Normal"/>
         <w:spacing w:lineRule="auto" w:line="360"/>
-        <w:ind w:firstLine="709" w:end="0"/>
+        <w:ind w:firstLine="709" w:right="0"/>
         <w:jc w:val="both"/>
         <w:rPr>
           <w:sz w:val="28"/>
@@ -4209,7 +4203,7 @@
       <w:pPr>
         <w:pStyle w:val="Normal"/>
         <w:spacing w:lineRule="auto" w:line="360"/>
-        <w:ind w:firstLine="709" w:end="0"/>
+        <w:ind w:firstLine="709" w:right="0"/>
         <w:jc w:val="both"/>
         <w:rPr>
           <w:sz w:val="28"/>
@@ -4228,7 +4222,7 @@
       <w:pPr>
         <w:pStyle w:val="Normal"/>
         <w:spacing w:lineRule="auto" w:line="360"/>
-        <w:ind w:firstLine="709" w:end="0"/>
+        <w:ind w:firstLine="709" w:right="0"/>
         <w:jc w:val="both"/>
         <w:rPr>
           <w:sz w:val="28"/>
@@ -4247,7 +4241,7 @@
       <w:pPr>
         <w:pStyle w:val="Normal"/>
         <w:spacing w:lineRule="auto" w:line="360"/>
-        <w:ind w:firstLine="709" w:end="0"/>
+        <w:ind w:firstLine="709" w:right="0"/>
         <w:jc w:val="both"/>
         <w:rPr>
           <w:sz w:val="28"/>
@@ -4266,7 +4260,7 @@
       <w:pPr>
         <w:pStyle w:val="Normal"/>
         <w:spacing w:lineRule="auto" w:line="360"/>
-        <w:ind w:firstLine="709" w:end="0"/>
+        <w:ind w:firstLine="709" w:right="0"/>
         <w:jc w:val="both"/>
         <w:rPr>
           <w:sz w:val="28"/>
@@ -4285,7 +4279,7 @@
       <w:pPr>
         <w:pStyle w:val="Normal"/>
         <w:spacing w:lineRule="auto" w:line="360"/>
-        <w:ind w:firstLine="709" w:end="0"/>
+        <w:ind w:firstLine="709" w:right="0"/>
         <w:jc w:val="both"/>
         <w:rPr>
           <w:sz w:val="28"/>
@@ -4304,7 +4298,7 @@
       <w:pPr>
         <w:pStyle w:val="Normal"/>
         <w:spacing w:lineRule="auto" w:line="360"/>
-        <w:ind w:firstLine="709" w:end="0"/>
+        <w:ind w:firstLine="709" w:right="0"/>
         <w:jc w:val="both"/>
         <w:rPr>
           <w:sz w:val="28"/>
@@ -4323,7 +4317,7 @@
       <w:pPr>
         <w:pStyle w:val="Normal"/>
         <w:spacing w:lineRule="auto" w:line="360"/>
-        <w:ind w:firstLine="709" w:end="0"/>
+        <w:ind w:firstLine="709" w:right="0"/>
         <w:jc w:val="both"/>
         <w:rPr>
           <w:sz w:val="28"/>
@@ -4342,7 +4336,7 @@
       <w:pPr>
         <w:pStyle w:val="Normal"/>
         <w:spacing w:lineRule="auto" w:line="360"/>
-        <w:ind w:firstLine="709" w:end="0"/>
+        <w:ind w:firstLine="709" w:right="0"/>
         <w:jc w:val="both"/>
         <w:rPr>
           <w:sz w:val="28"/>
@@ -4361,7 +4355,7 @@
       <w:pPr>
         <w:pStyle w:val="Normal"/>
         <w:spacing w:lineRule="auto" w:line="360"/>
-        <w:ind w:firstLine="709" w:end="0"/>
+        <w:ind w:firstLine="709" w:right="0"/>
         <w:jc w:val="both"/>
         <w:rPr>
           <w:sz w:val="28"/>
@@ -4380,7 +4374,7 @@
       <w:pPr>
         <w:pStyle w:val="Normal"/>
         <w:spacing w:lineRule="auto" w:line="360"/>
-        <w:ind w:firstLine="709" w:end="0"/>
+        <w:ind w:firstLine="709" w:right="0"/>
         <w:jc w:val="both"/>
         <w:rPr>
           <w:sz w:val="28"/>
@@ -4399,7 +4393,7 @@
       <w:pPr>
         <w:pStyle w:val="Normal"/>
         <w:spacing w:lineRule="auto" w:line="360"/>
-        <w:ind w:firstLine="709" w:end="0"/>
+        <w:ind w:firstLine="709" w:right="0"/>
         <w:jc w:val="both"/>
         <w:rPr>
           <w:sz w:val="28"/>
@@ -4418,7 +4412,7 @@
       <w:pPr>
         <w:pStyle w:val="Normal"/>
         <w:spacing w:lineRule="auto" w:line="360"/>
-        <w:ind w:firstLine="709" w:end="0"/>
+        <w:ind w:firstLine="709" w:right="0"/>
         <w:jc w:val="both"/>
         <w:rPr>
           <w:sz w:val="28"/>
@@ -4437,25 +4431,25 @@
       <w:pPr>
         <w:pStyle w:val="Normal"/>
         <w:spacing w:lineRule="auto" w:line="360"/>
-        <w:ind w:hanging="0" w:start="0" w:end="0"/>
-        <w:jc w:val="both"/>
-        <w:rPr>
-          <w:sz w:val="28"/>
-          <w:szCs w:val="28"/>
-        </w:rPr>
-      </w:pPr>
-      <w:r>
-        <w:rPr>
-          <w:sz w:val="28"/>
-          <w:szCs w:val="28"/>
-        </w:rPr>
-      </w:r>
-    </w:p>
-    <w:p>
-      <w:pPr>
-        <w:pStyle w:val="Normal"/>
-        <w:spacing w:lineRule="auto" w:line="360"/>
-        <w:ind w:hanging="0" w:start="0" w:end="0"/>
+        <w:ind w:hanging="0" w:left="0" w:right="0"/>
+        <w:jc w:val="both"/>
+        <w:rPr>
+          <w:sz w:val="28"/>
+          <w:szCs w:val="28"/>
+        </w:rPr>
+      </w:pPr>
+      <w:r>
+        <w:rPr>
+          <w:sz w:val="28"/>
+          <w:szCs w:val="28"/>
+        </w:rPr>
+      </w:r>
+    </w:p>
+    <w:p>
+      <w:pPr>
+        <w:pStyle w:val="Normal"/>
+        <w:spacing w:lineRule="auto" w:line="360"/>
+        <w:ind w:hanging="0" w:left="0" w:right="0"/>
         <w:jc w:val="both"/>
         <w:rPr>
           <w:sz w:val="28"/>
@@ -4474,7 +4468,7 @@
       <w:pPr>
         <w:pStyle w:val="Normal"/>
         <w:spacing w:lineRule="auto" w:line="360"/>
-        <w:ind w:firstLine="709" w:end="0"/>
+        <w:ind w:firstLine="709" w:right="0"/>
         <w:jc w:val="both"/>
         <w:rPr>
           <w:b/>
@@ -4509,7 +4503,7 @@
       <w:pPr>
         <w:pStyle w:val="Normal"/>
         <w:spacing w:lineRule="auto" w:line="360"/>
-        <w:ind w:firstLine="709" w:end="0"/>
+        <w:ind w:firstLine="709" w:right="0"/>
         <w:jc w:val="both"/>
         <w:rPr>
           <w:i/>
@@ -4530,7 +4524,7 @@
       <w:pPr>
         <w:pStyle w:val="Normal"/>
         <w:spacing w:lineRule="auto" w:line="360"/>
-        <w:ind w:firstLine="709" w:end="0"/>
+        <w:ind w:firstLine="709" w:right="0"/>
         <w:jc w:val="both"/>
         <w:rPr>
           <w:sz w:val="28"/>
@@ -4549,7 +4543,7 @@
       <w:pPr>
         <w:pStyle w:val="Normal"/>
         <w:spacing w:lineRule="auto" w:line="360"/>
-        <w:ind w:firstLine="709" w:end="0"/>
+        <w:ind w:firstLine="709" w:right="0"/>
         <w:jc w:val="both"/>
         <w:rPr>
           <w:sz w:val="28"/>
@@ -4568,7 +4562,7 @@
       <w:pPr>
         <w:pStyle w:val="Normal"/>
         <w:spacing w:lineRule="auto" w:line="360"/>
-        <w:ind w:firstLine="709" w:end="0"/>
+        <w:ind w:firstLine="709" w:right="0"/>
         <w:jc w:val="both"/>
         <w:rPr>
           <w:sz w:val="28"/>
@@ -4587,7 +4581,7 @@
       <w:pPr>
         <w:pStyle w:val="Normal"/>
         <w:spacing w:lineRule="auto" w:line="360"/>
-        <w:ind w:firstLine="709" w:end="0"/>
+        <w:ind w:firstLine="709" w:right="0"/>
         <w:jc w:val="both"/>
         <w:rPr>
           <w:sz w:val="28"/>
@@ -4613,25 +4607,25 @@
       <w:pPr>
         <w:pStyle w:val="Normal"/>
         <w:spacing w:lineRule="auto" w:line="360"/>
-        <w:ind w:firstLine="709" w:end="0"/>
-        <w:jc w:val="both"/>
-        <w:rPr>
-          <w:sz w:val="28"/>
-          <w:szCs w:val="28"/>
-        </w:rPr>
-      </w:pPr>
-      <w:r>
-        <w:rPr>
-          <w:sz w:val="28"/>
-          <w:szCs w:val="28"/>
-        </w:rPr>
-      </w:r>
-    </w:p>
-    <w:p>
-      <w:pPr>
-        <w:pStyle w:val="Normal"/>
-        <w:spacing w:lineRule="auto" w:line="360"/>
-        <w:ind w:hanging="0" w:start="0" w:end="0"/>
+        <w:ind w:firstLine="709" w:right="0"/>
+        <w:jc w:val="both"/>
+        <w:rPr>
+          <w:sz w:val="28"/>
+          <w:szCs w:val="28"/>
+        </w:rPr>
+      </w:pPr>
+      <w:r>
+        <w:rPr>
+          <w:sz w:val="28"/>
+          <w:szCs w:val="28"/>
+        </w:rPr>
+      </w:r>
+    </w:p>
+    <w:p>
+      <w:pPr>
+        <w:pStyle w:val="Normal"/>
+        <w:spacing w:lineRule="auto" w:line="360"/>
+        <w:ind w:hanging="0" w:left="0" w:right="0"/>
         <w:jc w:val="both"/>
         <w:rPr>
           <w:b/>
@@ -4652,7 +4646,7 @@
       <w:pPr>
         <w:pStyle w:val="Normal"/>
         <w:spacing w:lineRule="auto" w:line="360"/>
-        <w:ind w:hanging="0" w:start="0" w:end="0"/>
+        <w:ind w:hanging="0" w:left="0" w:right="0"/>
         <w:jc w:val="both"/>
         <w:rPr>
           <w:b/>
@@ -4673,7 +4667,7 @@
       <w:pPr>
         <w:pStyle w:val="Normal"/>
         <w:spacing w:lineRule="auto" w:line="360"/>
-        <w:ind w:firstLine="709" w:end="0"/>
+        <w:ind w:firstLine="709" w:right="0"/>
         <w:jc w:val="both"/>
         <w:rPr>
           <w:i/>
@@ -4694,7 +4688,7 @@
       <w:pPr>
         <w:pStyle w:val="Normal"/>
         <w:spacing w:lineRule="auto" w:line="360"/>
-        <w:ind w:firstLine="709" w:end="0"/>
+        <w:ind w:firstLine="709" w:right="0"/>
         <w:jc w:val="both"/>
         <w:rPr>
           <w:sz w:val="28"/>
@@ -4713,7 +4707,7 @@
       <w:pPr>
         <w:pStyle w:val="Normal"/>
         <w:spacing w:lineRule="auto" w:line="360"/>
-        <w:ind w:firstLine="709" w:end="0"/>
+        <w:ind w:firstLine="709" w:right="0"/>
         <w:jc w:val="both"/>
         <w:rPr>
           <w:sz w:val="28"/>
@@ -4732,7 +4726,7 @@
       <w:pPr>
         <w:pStyle w:val="Normal"/>
         <w:spacing w:lineRule="auto" w:line="360"/>
-        <w:ind w:firstLine="709" w:end="0"/>
+        <w:ind w:firstLine="709" w:right="0"/>
         <w:jc w:val="both"/>
         <w:rPr>
           <w:sz w:val="28"/>
@@ -4751,25 +4745,25 @@
       <w:pPr>
         <w:pStyle w:val="Normal"/>
         <w:spacing w:lineRule="auto" w:line="360"/>
-        <w:ind w:hanging="0" w:start="0" w:end="0"/>
-        <w:jc w:val="both"/>
-        <w:rPr>
-          <w:sz w:val="28"/>
-          <w:szCs w:val="28"/>
-        </w:rPr>
-      </w:pPr>
-      <w:r>
-        <w:rPr>
-          <w:sz w:val="28"/>
-          <w:szCs w:val="28"/>
-        </w:rPr>
-      </w:r>
-    </w:p>
-    <w:p>
-      <w:pPr>
-        <w:pStyle w:val="Normal"/>
-        <w:spacing w:lineRule="auto" w:line="360"/>
-        <w:ind w:hanging="0" w:start="0" w:end="0"/>
+        <w:ind w:hanging="0" w:left="0" w:right="0"/>
+        <w:jc w:val="both"/>
+        <w:rPr>
+          <w:sz w:val="28"/>
+          <w:szCs w:val="28"/>
+        </w:rPr>
+      </w:pPr>
+      <w:r>
+        <w:rPr>
+          <w:sz w:val="28"/>
+          <w:szCs w:val="28"/>
+        </w:rPr>
+      </w:r>
+    </w:p>
+    <w:p>
+      <w:pPr>
+        <w:pStyle w:val="Normal"/>
+        <w:spacing w:lineRule="auto" w:line="360"/>
+        <w:ind w:hanging="0" w:left="0" w:right="0"/>
         <w:jc w:val="both"/>
         <w:rPr>
           <w:sz w:val="28"/>
@@ -4788,7 +4782,7 @@
       <w:pPr>
         <w:pStyle w:val="Normal"/>
         <w:spacing w:lineRule="auto" w:line="360"/>
-        <w:ind w:firstLine="709" w:end="0"/>
+        <w:ind w:firstLine="709" w:right="0"/>
         <w:jc w:val="both"/>
         <w:rPr>
           <w:b/>
@@ -4809,7 +4803,7 @@
       <w:pPr>
         <w:pStyle w:val="Normal"/>
         <w:spacing w:lineRule="auto" w:line="360"/>
-        <w:ind w:firstLine="709" w:end="0"/>
+        <w:ind w:firstLine="709" w:right="0"/>
         <w:jc w:val="both"/>
         <w:rPr>
           <w:i/>
@@ -4830,7 +4824,7 @@
       <w:pPr>
         <w:pStyle w:val="Normal"/>
         <w:spacing w:lineRule="auto" w:line="360"/>
-        <w:ind w:firstLine="709" w:end="0"/>
+        <w:ind w:firstLine="709" w:right="0"/>
         <w:jc w:val="both"/>
         <w:rPr>
           <w:sz w:val="28"/>
@@ -4849,7 +4843,7 @@
       <w:pPr>
         <w:pStyle w:val="Normal"/>
         <w:spacing w:lineRule="auto" w:line="360"/>
-        <w:ind w:firstLine="709" w:end="0"/>
+        <w:ind w:firstLine="709" w:right="0"/>
         <w:jc w:val="both"/>
         <w:rPr>
           <w:sz w:val="28"/>
@@ -4868,25 +4862,25 @@
       <w:pPr>
         <w:pStyle w:val="Normal"/>
         <w:spacing w:lineRule="auto" w:line="360"/>
-        <w:ind w:hanging="0" w:start="0" w:end="0"/>
-        <w:jc w:val="both"/>
-        <w:rPr>
-          <w:sz w:val="28"/>
-          <w:szCs w:val="28"/>
-        </w:rPr>
-      </w:pPr>
-      <w:r>
-        <w:rPr>
-          <w:sz w:val="28"/>
-          <w:szCs w:val="28"/>
-        </w:rPr>
-      </w:r>
-    </w:p>
-    <w:p>
-      <w:pPr>
-        <w:pStyle w:val="Normal"/>
-        <w:spacing w:lineRule="auto" w:line="360"/>
-        <w:ind w:hanging="0" w:start="0" w:end="0"/>
+        <w:ind w:hanging="0" w:left="0" w:right="0"/>
+        <w:jc w:val="both"/>
+        <w:rPr>
+          <w:sz w:val="28"/>
+          <w:szCs w:val="28"/>
+        </w:rPr>
+      </w:pPr>
+      <w:r>
+        <w:rPr>
+          <w:sz w:val="28"/>
+          <w:szCs w:val="28"/>
+        </w:rPr>
+      </w:r>
+    </w:p>
+    <w:p>
+      <w:pPr>
+        <w:pStyle w:val="Normal"/>
+        <w:spacing w:lineRule="auto" w:line="360"/>
+        <w:ind w:hanging="0" w:left="0" w:right="0"/>
         <w:jc w:val="both"/>
         <w:rPr>
           <w:sz w:val="28"/>
@@ -4905,7 +4899,7 @@
       <w:pPr>
         <w:pStyle w:val="Normal"/>
         <w:spacing w:lineRule="auto" w:line="360"/>
-        <w:ind w:firstLine="709" w:end="0"/>
+        <w:ind w:firstLine="709" w:right="0"/>
         <w:jc w:val="both"/>
         <w:rPr>
           <w:b/>
@@ -4928,7 +4922,7 @@
       <w:pPr>
         <w:pStyle w:val="Normal"/>
         <w:spacing w:lineRule="auto" w:line="360"/>
-        <w:ind w:firstLine="709" w:end="0"/>
+        <w:ind w:firstLine="709" w:right="0"/>
         <w:jc w:val="both"/>
         <w:rPr>
           <w:i/>
@@ -4959,7 +4953,7 @@
       <w:pPr>
         <w:pStyle w:val="Normal"/>
         <w:spacing w:lineRule="auto" w:line="360"/>
-        <w:ind w:firstLine="709" w:end="0"/>
+        <w:ind w:firstLine="709" w:right="0"/>
         <w:jc w:val="both"/>
         <w:rPr>
           <w:sz w:val="28"/>
@@ -4978,25 +4972,25 @@
       <w:pPr>
         <w:pStyle w:val="Normal"/>
         <w:spacing w:lineRule="auto" w:line="360"/>
-        <w:ind w:firstLine="709" w:end="0"/>
-        <w:jc w:val="both"/>
-        <w:rPr>
-          <w:sz w:val="28"/>
-          <w:szCs w:val="28"/>
-        </w:rPr>
-      </w:pPr>
-      <w:r>
-        <w:rPr>
-          <w:sz w:val="28"/>
-          <w:szCs w:val="28"/>
-        </w:rPr>
-      </w:r>
-    </w:p>
-    <w:p>
-      <w:pPr>
-        <w:pStyle w:val="Normal"/>
-        <w:spacing w:lineRule="auto" w:line="360"/>
-        <w:ind w:firstLine="709" w:end="0"/>
+        <w:ind w:firstLine="709" w:right="0"/>
+        <w:jc w:val="both"/>
+        <w:rPr>
+          <w:sz w:val="28"/>
+          <w:szCs w:val="28"/>
+        </w:rPr>
+      </w:pPr>
+      <w:r>
+        <w:rPr>
+          <w:sz w:val="28"/>
+          <w:szCs w:val="28"/>
+        </w:rPr>
+      </w:r>
+    </w:p>
+    <w:p>
+      <w:pPr>
+        <w:pStyle w:val="Normal"/>
+        <w:spacing w:lineRule="auto" w:line="360"/>
+        <w:ind w:firstLine="709" w:right="0"/>
         <w:jc w:val="both"/>
         <w:rPr>
           <w:sz w:val="28"/>
@@ -5048,7 +5042,7 @@
       <w:suppressAutoHyphens w:val="true"/>
       <w:bidi w:val="0"/>
       <w:spacing w:before="0" w:after="0"/>
-      <w:jc w:val="start"/>
+      <w:jc w:val="left"/>
     </w:pPr>
     <w:rPr>
       <w:rFonts w:ascii="Times New Roman" w:hAnsi="Times New Roman" w:eastAsia="Times New Roman" w:cs="Times New Roman"/>

--- a/data/data.docx
+++ b/data/data.docx
@@ -2102,23 +2102,7 @@
           <w:sz w:val="28"/>
           <w:szCs w:val="28"/>
         </w:rPr>
-        <w:t>Кир</w:t>
-      </w:r>
-      <w:r>
-        <w:rPr>
-          <w:b/>
-          <w:sz w:val="28"/>
-          <w:szCs w:val="28"/>
-        </w:rPr>
-        <w:t>ий</w:t>
-      </w:r>
-      <w:r>
-        <w:rPr>
-          <w:b/>
-          <w:sz w:val="28"/>
-          <w:szCs w:val="28"/>
-        </w:rPr>
-        <w:t xml:space="preserve"> Иван Антонович</w:t>
+        <w:t>Кирий Иван Антонович</w:t>
       </w:r>
     </w:p>
     <w:p>
@@ -2158,7 +2142,123 @@
           <w:sz w:val="28"/>
           <w:szCs w:val="28"/>
         </w:rPr>
-        <w:t>Культурный код России – это уважение. Уважение межкультурное. Это особенно важно в современном мире, когда теряется фундамент для диалога и возможность слышать друг друга. Возможно, именно на это стоит в первую очередь сделать ставку.</w:t>
+        <w:t>Если понимать культурный код России как регулярно повторяющиеся паттерны её истории, можно выделить несколько черт.</w:t>
+      </w:r>
+    </w:p>
+    <w:p>
+      <w:pPr>
+        <w:pStyle w:val="Normal"/>
+        <w:spacing w:lineRule="auto" w:line="360"/>
+        <w:ind w:firstLine="709" w:right="0"/>
+        <w:jc w:val="both"/>
+        <w:rPr>
+          <w:sz w:val="28"/>
+          <w:szCs w:val="28"/>
+        </w:rPr>
+      </w:pPr>
+      <w:r>
+        <w:rPr>
+          <w:sz w:val="28"/>
+          <w:szCs w:val="28"/>
+        </w:rPr>
+        <w:t>Россия с древнейших времён — воинственная страна, земля сильных воинов, военных побед и завоеваний.</w:t>
+      </w:r>
+    </w:p>
+    <w:p>
+      <w:pPr>
+        <w:pStyle w:val="Normal"/>
+        <w:spacing w:lineRule="auto" w:line="360"/>
+        <w:ind w:firstLine="709" w:right="0"/>
+        <w:jc w:val="both"/>
+        <w:rPr>
+          <w:sz w:val="28"/>
+          <w:szCs w:val="28"/>
+        </w:rPr>
+      </w:pPr>
+      <w:r>
+        <w:rPr>
+          <w:sz w:val="28"/>
+          <w:szCs w:val="28"/>
+        </w:rPr>
+        <w:t>Вследствие культурного разнообразия завоёванных народов русскому человеку свойственно впитывать иные культуры и традиции, перенимать полезные технологии, быть открытым к миру.</w:t>
+      </w:r>
+    </w:p>
+    <w:p>
+      <w:pPr>
+        <w:pStyle w:val="Normal"/>
+        <w:spacing w:lineRule="auto" w:line="360"/>
+        <w:ind w:firstLine="709" w:right="0"/>
+        <w:jc w:val="both"/>
+        <w:rPr>
+          <w:sz w:val="28"/>
+          <w:szCs w:val="28"/>
+        </w:rPr>
+      </w:pPr>
+      <w:r>
+        <w:rPr>
+          <w:sz w:val="28"/>
+          <w:szCs w:val="28"/>
+        </w:rPr>
+        <w:t>Смелость русского человека зиждется на сакрализации государственной власти — отсюда героизм и труженика, и солдата.</w:t>
+      </w:r>
+    </w:p>
+    <w:p>
+      <w:pPr>
+        <w:pStyle w:val="Normal"/>
+        <w:spacing w:lineRule="auto" w:line="360"/>
+        <w:ind w:firstLine="709" w:right="0"/>
+        <w:jc w:val="both"/>
+        <w:rPr>
+          <w:sz w:val="28"/>
+          <w:szCs w:val="28"/>
+        </w:rPr>
+      </w:pPr>
+      <w:r>
+        <w:rPr>
+          <w:sz w:val="28"/>
+          <w:szCs w:val="28"/>
+        </w:rPr>
+        <w:t>Русскому человеку свойственно работать до седьмого пота, пока дело не будет сделано. Сверхусилие — неотъемлемая часть культурного кода России, но обратной стороной оказывается леность и неумеренность.</w:t>
+        <w:br/>
+        <w:t>На протяжении всей истории Россию сопровождает угроза общественного раскола между власть имущими и простыми людьми. Удивительно, как часто российская элита предпочитала родине любое зарубежье и потому так трудно достичь понимания между классами.</w:t>
+      </w:r>
+    </w:p>
+    <w:p>
+      <w:pPr>
+        <w:pStyle w:val="Normal"/>
+        <w:spacing w:lineRule="auto" w:line="360"/>
+        <w:ind w:firstLine="709" w:right="0"/>
+        <w:jc w:val="both"/>
+        <w:rPr>
+          <w:sz w:val="28"/>
+          <w:szCs w:val="28"/>
+        </w:rPr>
+      </w:pPr>
+      <w:r>
+        <w:rPr>
+          <w:sz w:val="28"/>
+          <w:szCs w:val="28"/>
+        </w:rPr>
+        <w:t>Отсюда — бессмысленный и беспощадный русский бунт. Когда достойная веры власть оказывается предательской, русский человек не тратит время на разговоры. Обратная сторона этой реакционности — способность к великому терпению, к выживанию в тяжёлых условиях поколениями, но чаще всего действовать начинают слишком поздно.</w:t>
+      </w:r>
+    </w:p>
+    <w:p>
+      <w:pPr>
+        <w:pStyle w:val="Normal"/>
+        <w:spacing w:lineRule="auto" w:line="360"/>
+        <w:ind w:firstLine="709" w:right="0"/>
+        <w:jc w:val="both"/>
+        <w:rPr>
+          <w:sz w:val="28"/>
+          <w:szCs w:val="28"/>
+        </w:rPr>
+      </w:pPr>
+      <w:r>
+        <w:rPr>
+          <w:sz w:val="28"/>
+          <w:szCs w:val="28"/>
+        </w:rPr>
+        <w:t>Русской культуре в целом свойственна склонность к поиску горнего идеала — за рубежом, в вере, в далёком будущем. За этим великим стремлением часто не видно, что происходит в стране сейчас и как улучшить жизнь здесь, исходя из имеющегося. Но глубокая утопичность русского духа несёт важнейшие добродетели: надежду на ближнего, способность прощать самые страшные проступки, искреннюю любовь и неистребимую веру в лучшее, в отечество, в благо для всех народов мира.</w:t>
       </w:r>
     </w:p>
     <w:p>
@@ -2243,20 +2343,21 @@
     <w:p>
       <w:pPr>
         <w:pStyle w:val="Normal"/>
-        <w:spacing w:lineRule="auto" w:line="360"/>
-        <w:ind w:firstLine="709" w:right="0"/>
-        <w:jc w:val="both"/>
-        <w:rPr>
-          <w:sz w:val="28"/>
-          <w:szCs w:val="28"/>
-        </w:rPr>
-      </w:pPr>
-      <w:r>
-        <w:rPr>
-          <w:sz w:val="28"/>
-          <w:szCs w:val="28"/>
-        </w:rPr>
-        <w:t>Культурный код – это идентификатор определенной нации. Это как ген человека, если говорить языком биологии. Это то, что обеспечивает преемственность, без которой невозможна история народа.</w:t>
+        <w:bidi w:val="0"/>
+        <w:spacing w:lineRule="auto" w:line="360"/>
+        <w:ind w:firstLine="709" w:right="0"/>
+        <w:jc w:val="both"/>
+        <w:rPr>
+          <w:sz w:val="28"/>
+          <w:szCs w:val="28"/>
+        </w:rPr>
+      </w:pPr>
+      <w:r>
+        <w:rPr>
+          <w:sz w:val="28"/>
+          <w:szCs w:val="28"/>
+        </w:rPr>
+        <w:t>Культурный код можно определить, как идентификатор определённой нации. Это как ген человека, если говорить на языке биологии. Это то, что обеспечивает преемственность, без которой невозможна история народа</w:t>
       </w:r>
     </w:p>
     <w:p>
@@ -4907,8 +5008,8 @@
           <w:szCs w:val="28"/>
         </w:rPr>
       </w:pPr>
-      <w:bookmarkStart w:id="3" w:name="OLE_LINK1"/>
-      <w:bookmarkStart w:id="4" w:name="OLE_LINK2"/>
+      <w:bookmarkStart w:id="3" w:name="OLE_LINK2"/>
+      <w:bookmarkStart w:id="4" w:name="OLE_LINK1"/>
       <w:r>
         <w:rPr>
           <w:b/>

--- a/data/data.docx
+++ b/data/data.docx
@@ -1411,20 +1411,21 @@
     <w:p>
       <w:pPr>
         <w:pStyle w:val="Normal"/>
-        <w:spacing w:lineRule="auto" w:line="360"/>
-        <w:ind w:firstLine="709" w:right="0"/>
-        <w:jc w:val="both"/>
-        <w:rPr>
-          <w:sz w:val="28"/>
-          <w:szCs w:val="28"/>
-        </w:rPr>
-      </w:pPr>
-      <w:r>
-        <w:rPr>
-          <w:sz w:val="28"/>
-          <w:szCs w:val="28"/>
-        </w:rPr>
-        <w:t xml:space="preserve">Культурный код русского человека – это его особенная ментальная специфика: его уверенность в том, что в будущем все будет хорошо, и установка на то, чтобы быть дружелюбным, милосердным и счастливым. </w:t>
+        <w:bidi w:val="0"/>
+        <w:spacing w:lineRule="auto" w:line="360"/>
+        <w:ind w:firstLine="709" w:right="0"/>
+        <w:jc w:val="both"/>
+        <w:rPr>
+          <w:sz w:val="28"/>
+          <w:szCs w:val="28"/>
+        </w:rPr>
+      </w:pPr>
+      <w:r>
+        <w:rPr>
+          <w:sz w:val="28"/>
+          <w:szCs w:val="28"/>
+        </w:rPr>
+        <w:t xml:space="preserve">Культурный код русского человека — это его особая ментальность: вера в то, что в будущем всё будет хорошо, и стремление быть дружелюбным, милосердным и счастливым. </w:t>
       </w:r>
     </w:p>
     <w:p>
@@ -5008,8 +5009,8 @@
           <w:szCs w:val="28"/>
         </w:rPr>
       </w:pPr>
-      <w:bookmarkStart w:id="3" w:name="OLE_LINK2"/>
-      <w:bookmarkStart w:id="4" w:name="OLE_LINK1"/>
+      <w:bookmarkStart w:id="3" w:name="OLE_LINK1"/>
+      <w:bookmarkStart w:id="4" w:name="OLE_LINK2"/>
       <w:r>
         <w:rPr>
           <w:b/>
